--- a/hin/docx/51.content.docx
+++ b/hin/docx/51.content.docx
@@ -6773,18 +6773,12 @@
         </w:rPr>
         <w:t xml:space="preserve"> अगले पद (</w:t>
       </w:r>
-      <w:hyperlink r:id="rId13">
-        <w:r>
-          <w:rPr>
-            <w:lang w:val="hi_IN" w:bidi="hi_IN"/>
-          </w:rPr>
-          <w:rPr>
-            <w:color w:val="0000EE"/>
-            <w:u w:val="single"/>
-          </w:rPr>
-          <w:t>1:13</w:t>
-        </w:r>
-      </w:hyperlink>
+      <w:r>
+        <w:rPr>
+          <w:lang w:val="hi_IN" w:bidi="hi_IN"/>
+        </w:rPr>
+        <w:t>1:13</w:t>
+      </w:r>
       <w:r>
         <w:rPr>
           <w:lang w:val="hi_IN" w:bidi="hi_IN"/>
@@ -7718,18 +7712,12 @@
         </w:rPr>
         <w:t xml:space="preserve"> शब्द के बाद एक उक्ति, **उसके लहू के द्वारा जोडी गई है| अति संभव है कि ""उसके लहू के द्वारा"" संयोगवश जोड़ दी गई है क्योंकि यह पद </w:t>
       </w:r>
-      <w:hyperlink r:id="rId14">
-        <w:r>
-          <w:rPr>
-            <w:lang w:val="hi_IN" w:bidi="hi_IN"/>
-          </w:rPr>
-          <w:rPr>
-            <w:color w:val="0000EE"/>
-            <w:u w:val="single"/>
-          </w:rPr>
-          <w:t>इफिसियों 1:7</w:t>
-        </w:r>
-      </w:hyperlink>
+      <w:r>
+        <w:rPr>
+          <w:lang w:val="hi_IN" w:bidi="hi_IN"/>
+        </w:rPr>
+        <w:t>इफिसियों 1:7</w:t>
+      </w:r>
       <w:r>
         <w:rPr>
           <w:lang w:val="hi_IN" w:bidi="hi_IN"/>
@@ -17049,18 +17037,12 @@
         </w:rPr>
         <w:t xml:space="preserve">"यहाँ पौलुस </w:t>
       </w:r>
-      <w:hyperlink r:id="rId15">
-        <w:r>
-          <w:rPr>
-            <w:lang w:val="hi_IN" w:bidi="hi_IN"/>
-          </w:rPr>
-          <w:rPr>
-            <w:color w:val="0000EE"/>
-            <w:u w:val="single"/>
-          </w:rPr>
-          <w:t>1:25</w:t>
-        </w:r>
-      </w:hyperlink>
+      <w:r>
+        <w:rPr>
+          <w:lang w:val="hi_IN" w:bidi="hi_IN"/>
+        </w:rPr>
+        <w:t>1:25</w:t>
+      </w:r>
       <w:r>
         <w:rPr>
           <w:lang w:val="hi_IN" w:bidi="hi_IN"/>
@@ -20430,18 +20412,12 @@
         </w:rPr>
         <w:t xml:space="preserve"> शब्द पौलुस की उस बात के कारण का समावेश कराता है जो उसने </w:t>
       </w:r>
-      <w:hyperlink r:id="rId16">
-        <w:r>
-          <w:rPr>
-            <w:lang w:val="hi_IN" w:bidi="hi_IN"/>
-          </w:rPr>
-          <w:rPr>
-            <w:color w:val="0000EE"/>
-            <w:u w:val="single"/>
-          </w:rPr>
-          <w:t>1:29</w:t>
-        </w:r>
-      </w:hyperlink>
+      <w:r>
+        <w:rPr>
+          <w:lang w:val="hi_IN" w:bidi="hi_IN"/>
+        </w:rPr>
+        <w:t>1:29</w:t>
+      </w:r>
       <w:r>
         <w:rPr>
           <w:lang w:val="hi_IN" w:bidi="hi_IN"/>
@@ -20559,18 +20535,12 @@
         </w:rPr>
         <w:t xml:space="preserve"> </w:t>
       </w:r>
-      <w:hyperlink r:id="rId16">
-        <w:r>
-          <w:rPr>
-            <w:lang w:val="hi_IN" w:bidi="hi_IN"/>
-          </w:rPr>
-          <w:rPr>
-            <w:color w:val="0000EE"/>
-            <w:u w:val="single"/>
-          </w:rPr>
-          <w:t>1:29</w:t>
-        </w:r>
-      </w:hyperlink>
+      <w:r>
+        <w:rPr>
+          <w:lang w:val="hi_IN" w:bidi="hi_IN"/>
+        </w:rPr>
+        <w:t>1:29</w:t>
+      </w:r>
       <w:r>
         <w:rPr>
           <w:lang w:val="hi_IN" w:bidi="hi_IN"/>
@@ -23577,18 +23547,12 @@
         </w:rPr>
         <w:t xml:space="preserve"> शब्द का सन्दर्भ पौलुस ने ""भेद"" की जो बात </w:t>
       </w:r>
-      <w:hyperlink r:id="rId17">
-        <w:r>
-          <w:rPr>
-            <w:lang w:val="hi_IN" w:bidi="hi_IN"/>
-          </w:rPr>
-          <w:rPr>
-            <w:color w:val="0000EE"/>
-            <w:u w:val="single"/>
-          </w:rPr>
-          <w:t>2:2–3</w:t>
-        </w:r>
-      </w:hyperlink>
+      <w:r>
+        <w:rPr>
+          <w:lang w:val="hi_IN" w:bidi="hi_IN"/>
+        </w:rPr>
+        <w:t>2:2–3</w:t>
+      </w:r>
       <w:r>
         <w:rPr>
           <w:lang w:val="hi_IN" w:bidi="hi_IN"/>
@@ -23947,18 +23911,12 @@
         </w:rPr>
         <w:t xml:space="preserve"> अतिरिक्त सहयोग का समावेश कराता है कि कुलुस्से के विश्वासी ""धोंखा"" न खाएं </w:t>
       </w:r>
-      <w:hyperlink r:id="rId18">
-        <w:r>
-          <w:rPr>
-            <w:lang w:val="hi_IN" w:bidi="hi_IN"/>
-          </w:rPr>
-          <w:rPr>
-            <w:color w:val="0000EE"/>
-            <w:u w:val="single"/>
-          </w:rPr>
-          <w:t>2:4</w:t>
-        </w:r>
-      </w:hyperlink>
+      <w:r>
+        <w:rPr>
+          <w:lang w:val="hi_IN" w:bidi="hi_IN"/>
+        </w:rPr>
+        <w:t>2:4</w:t>
+      </w:r>
       <w:r>
         <w:rPr>
           <w:lang w:val="hi_IN" w:bidi="hi_IN"/>
@@ -25426,18 +25384,12 @@
         </w:rPr>
         <w:t xml:space="preserve"> </w:t>
       </w:r>
-      <w:hyperlink r:id="rId19">
-        <w:r>
-          <w:rPr>
-            <w:lang w:val="hi_IN" w:bidi="hi_IN"/>
-          </w:rPr>
-          <w:rPr>
-            <w:color w:val="0000EE"/>
-            <w:u w:val="single"/>
-          </w:rPr>
-          <w:t>2:1–5</w:t>
-        </w:r>
-      </w:hyperlink>
+      <w:r>
+        <w:rPr>
+          <w:lang w:val="hi_IN" w:bidi="hi_IN"/>
+        </w:rPr>
+        <w:t>2:1–5</w:t>
+      </w:r>
       <w:r>
         <w:rPr>
           <w:lang w:val="hi_IN" w:bidi="hi_IN"/>
@@ -25979,18 +25931,12 @@
         </w:rPr>
         <w:t>"पौलुस इन चार क्रिया शब्दों उदाहरण देता है कि कुलुस्से के विश्वासियों को कैसे मसीह में ""चाल-चलन"" रखना चाहिए (</w:t>
       </w:r>
-      <w:hyperlink r:id="rId20">
-        <w:r>
-          <w:rPr>
-            <w:lang w:val="hi_IN" w:bidi="hi_IN"/>
-          </w:rPr>
-          <w:rPr>
-            <w:color w:val="0000EE"/>
-            <w:u w:val="single"/>
-          </w:rPr>
-          <w:t>2:6</w:t>
-        </w:r>
-      </w:hyperlink>
+      <w:r>
+        <w:rPr>
+          <w:lang w:val="hi_IN" w:bidi="hi_IN"/>
+        </w:rPr>
+        <w:t>2:6</w:t>
+      </w:r>
       <w:r>
         <w:rPr>
           <w:lang w:val="hi_IN" w:bidi="hi_IN"/>
@@ -26648,18 +26594,12 @@
         </w:rPr>
         <w:t xml:space="preserve">"यदि आपकी भाषा में कर्मवाचक रचना का उपयोग नहीं है तो आप इस क्रिया का अनुवाद (1)कर्तृवाच्य में कर सकते है जिसका कर्ता कारक इपफ्रास है, (हम </w:t>
       </w:r>
-      <w:hyperlink r:id="rId21">
-        <w:r>
-          <w:rPr>
-            <w:lang w:val="hi_IN" w:bidi="hi_IN"/>
-          </w:rPr>
-          <w:rPr>
-            <w:color w:val="0000EE"/>
-            <w:u w:val="single"/>
-          </w:rPr>
-          <w:t>1:7</w:t>
-        </w:r>
-      </w:hyperlink>
+      <w:r>
+        <w:rPr>
+          <w:lang w:val="hi_IN" w:bidi="hi_IN"/>
+        </w:rPr>
+        <w:t>1:7</w:t>
+      </w:r>
       <w:r>
         <w:rPr>
           <w:lang w:val="hi_IN" w:bidi="hi_IN"/>
@@ -27930,18 +27870,12 @@
         </w:rPr>
         <w:t xml:space="preserve"> </w:t>
       </w:r>
-      <w:hyperlink r:id="rId22">
-        <w:r>
-          <w:rPr>
-            <w:lang w:val="hi_IN" w:bidi="hi_IN"/>
-          </w:rPr>
-          <w:rPr>
-            <w:color w:val="0000EE"/>
-            <w:u w:val="single"/>
-          </w:rPr>
-          <w:t>2:8</w:t>
-        </w:r>
-      </w:hyperlink>
+      <w:r>
+        <w:rPr>
+          <w:lang w:val="hi_IN" w:bidi="hi_IN"/>
+        </w:rPr>
+        <w:t>2:8</w:t>
+      </w:r>
       <w:r>
         <w:rPr>
           <w:lang w:val="hi_IN" w:bidi="hi_IN"/>
@@ -28444,36 +28378,24 @@
         </w:rPr>
         <w:t xml:space="preserve"> शब्द पौलुस द्वारा </w:t>
       </w:r>
-      <w:hyperlink r:id="rId23">
-        <w:r>
-          <w:rPr>
-            <w:lang w:val="hi_IN" w:bidi="hi_IN"/>
-          </w:rPr>
-          <w:rPr>
-            <w:color w:val="0000EE"/>
-            <w:u w:val="single"/>
-          </w:rPr>
-          <w:t>2:9</w:t>
-        </w:r>
-      </w:hyperlink>
+      <w:r>
+        <w:rPr>
+          <w:lang w:val="hi_IN" w:bidi="hi_IN"/>
+        </w:rPr>
+        <w:t>2:9</w:t>
+      </w:r>
       <w:r>
         <w:rPr>
           <w:lang w:val="hi_IN" w:bidi="hi_IN"/>
         </w:rPr>
         <w:t xml:space="preserve"> में प्रयुक्त ""परिपूर्णता"" का सहार्थी है| यदि आपकी भाषा में इन दोनों वाक्यों में एक ही शब्द काम में लियाजाता है तो आप वैसा ही शब्द काम में लें जो आपने </w:t>
       </w:r>
-      <w:hyperlink r:id="rId23">
-        <w:r>
-          <w:rPr>
-            <w:lang w:val="hi_IN" w:bidi="hi_IN"/>
-          </w:rPr>
-          <w:rPr>
-            <w:color w:val="0000EE"/>
-            <w:u w:val="single"/>
-          </w:rPr>
-          <w:t>2:9</w:t>
-        </w:r>
-      </w:hyperlink>
+      <w:r>
+        <w:rPr>
+          <w:lang w:val="hi_IN" w:bidi="hi_IN"/>
+        </w:rPr>
+        <w:t>2:9</w:t>
+      </w:r>
       <w:r>
         <w:rPr>
           <w:lang w:val="hi_IN" w:bidi="hi_IN"/>
@@ -28839,18 +28761,12 @@
         </w:rPr>
         <w:t xml:space="preserve"> संदर्भित करते हैं: (1) </w:t>
       </w:r>
-      <w:hyperlink r:id="rId24">
-        <w:r>
-          <w:rPr>
-            <w:lang w:val="hi_IN" w:bidi="hi_IN"/>
-          </w:rPr>
-          <w:rPr>
-            <w:color w:val="0000EE"/>
-            <w:u w:val="single"/>
-          </w:rPr>
-          <w:t>1:16</w:t>
-        </w:r>
-      </w:hyperlink>
+      <w:r>
+        <w:rPr>
+          <w:lang w:val="hi_IN" w:bidi="hi_IN"/>
+        </w:rPr>
+        <w:t>1:16</w:t>
+      </w:r>
       <w:r>
         <w:rPr>
           <w:lang w:val="hi_IN" w:bidi="hi_IN"/>
@@ -31777,18 +31693,12 @@
         </w:rPr>
         <w:t xml:space="preserve"> का सन्दर्भ हो सकता है: (1) कुलुस्से के विश्वासियों का खतना नहीं हुआ था परन्तु वे यहूदी थे| इस कारण वे परमेश्वर की प्रजा के सदस्य नहीं थे| वैकल्पिक अनुवाद: ""परमेश्वर की प्रतिज्ञाओं से वंचित गैर-यहूदियों के मध्य"" (2) </w:t>
       </w:r>
-      <w:hyperlink r:id="rId25">
-        <w:r>
-          <w:rPr>
-            <w:lang w:val="hi_IN" w:bidi="hi_IN"/>
-          </w:rPr>
-          <w:rPr>
-            <w:color w:val="0000EE"/>
-            <w:u w:val="single"/>
-          </w:rPr>
-          <w:t>2:11</w:t>
-        </w:r>
-      </w:hyperlink>
+      <w:r>
+        <w:rPr>
+          <w:lang w:val="hi_IN" w:bidi="hi_IN"/>
+        </w:rPr>
+        <w:t>2:11</w:t>
+      </w:r>
       <w:r>
         <w:rPr>
           <w:lang w:val="hi_IN" w:bidi="hi_IN"/>
@@ -33041,36 +32951,24 @@
         </w:rPr>
         <w:t xml:space="preserve">"जैसा </w:t>
       </w:r>
-      <w:hyperlink r:id="rId24">
-        <w:r>
-          <w:rPr>
-            <w:lang w:val="hi_IN" w:bidi="hi_IN"/>
-          </w:rPr>
-          <w:rPr>
-            <w:color w:val="0000EE"/>
-            <w:u w:val="single"/>
-          </w:rPr>
-          <w:t>1:16</w:t>
-        </w:r>
-      </w:hyperlink>
+      <w:r>
+        <w:rPr>
+          <w:lang w:val="hi_IN" w:bidi="hi_IN"/>
+        </w:rPr>
+        <w:t>1:16</w:t>
+      </w:r>
       <w:r>
         <w:rPr>
           <w:lang w:val="hi_IN" w:bidi="hi_IN"/>
         </w:rPr>
         <w:t xml:space="preserve"> और </w:t>
       </w:r>
-      <w:hyperlink r:id="rId26">
-        <w:r>
-          <w:rPr>
-            <w:lang w:val="hi_IN" w:bidi="hi_IN"/>
-          </w:rPr>
-          <w:rPr>
-            <w:color w:val="0000EE"/>
-            <w:u w:val="single"/>
-          </w:rPr>
-          <w:t>2:10</w:t>
-        </w:r>
-      </w:hyperlink>
+      <w:r>
+        <w:rPr>
+          <w:lang w:val="hi_IN" w:bidi="hi_IN"/>
+        </w:rPr>
+        <w:t>2:10</w:t>
+      </w:r>
       <w:r>
         <w:rPr>
           <w:lang w:val="hi_IN" w:bidi="hi_IN"/>
@@ -33331,36 +33229,24 @@
         </w:rPr>
         <w:t xml:space="preserve"> शब्द मसीह के काम के विषय पौलुस के पहले ही कहे गए वचनों, </w:t>
       </w:r>
-      <w:hyperlink r:id="rId27">
-        <w:r>
-          <w:rPr>
-            <w:lang w:val="hi_IN" w:bidi="hi_IN"/>
-          </w:rPr>
-          <w:rPr>
-            <w:color w:val="0000EE"/>
-            <w:u w:val="single"/>
-          </w:rPr>
-          <w:t>2:9–15</w:t>
-        </w:r>
-      </w:hyperlink>
+      <w:r>
+        <w:rPr>
+          <w:lang w:val="hi_IN" w:bidi="hi_IN"/>
+        </w:rPr>
+        <w:t>2:9–15</w:t>
+      </w:r>
       <w:r>
         <w:rPr>
           <w:lang w:val="hi_IN" w:bidi="hi_IN"/>
         </w:rPr>
         <w:t xml:space="preserve"> का निष्कर्ष या परिणाम प्रकट करता है- कुलुस्से के विश्वासियों ने नवजीवन प्राप्त कर लिया है और इस संसार पर प्रभुता करने वाली शक्तियां पराजित की जा चुकी हैं| इन घटनाओं के कारण कुलुस्से के विश्वासी किसी को भी अनुमति न दें कि वे उनके आचरण का न्याय करे| पौलुस ने झूठे शिक्षकों के बारे में जो चेतावनी </w:t>
       </w:r>
-      <w:hyperlink r:id="rId22">
-        <w:r>
-          <w:rPr>
-            <w:lang w:val="hi_IN" w:bidi="hi_IN"/>
-          </w:rPr>
-          <w:rPr>
-            <w:color w:val="0000EE"/>
-            <w:u w:val="single"/>
-          </w:rPr>
-          <w:t>2:8</w:t>
-        </w:r>
-      </w:hyperlink>
+      <w:r>
+        <w:rPr>
+          <w:lang w:val="hi_IN" w:bidi="hi_IN"/>
+        </w:rPr>
+        <w:t>2:8</w:t>
+      </w:r>
       <w:r>
         <w:rPr>
           <w:lang w:val="hi_IN" w:bidi="hi_IN"/>
@@ -34724,18 +34610,12 @@
         </w:rPr>
         <w:t xml:space="preserve">"यहां पौलुस झूठे शिक्षकों को इस प्रकार संदर्भित करता है कि जैसे वे खेलकूद प्रतियोगिता में भ्रष्ट निर्णय देने वाले या पंच थे, जो कुलुस्से के विश्वासियों के विरुद्ध निर्णय दे सकते थे की उनको प्रतियोगिता में जीतने के पुरूस्कार से वंचित करें| यह रूपक </w:t>
       </w:r>
-      <w:hyperlink r:id="rId28">
-        <w:r>
-          <w:rPr>
-            <w:lang w:val="hi_IN" w:bidi="hi_IN"/>
-          </w:rPr>
-          <w:rPr>
-            <w:color w:val="0000EE"/>
-            <w:u w:val="single"/>
-          </w:rPr>
-          <w:t>2:16</w:t>
-        </w:r>
-      </w:hyperlink>
+      <w:r>
+        <w:rPr>
+          <w:lang w:val="hi_IN" w:bidi="hi_IN"/>
+        </w:rPr>
+        <w:t>2:16</w:t>
+      </w:r>
       <w:r>
         <w:rPr>
           <w:lang w:val="hi_IN" w:bidi="hi_IN"/>
@@ -36752,18 +36632,12 @@
         </w:rPr>
         <w:t>"पौलुस अब उसी रूपक पर लौट कर आता है जिसका उपयोग उसने पहले किया है:विश्वासी मर चुके है और मसीह के ""साथ गाड़े जा चुके हैं"" (</w:t>
       </w:r>
-      <w:hyperlink r:id="rId29">
-        <w:r>
-          <w:rPr>
-            <w:lang w:val="hi_IN" w:bidi="hi_IN"/>
-          </w:rPr>
-          <w:rPr>
-            <w:color w:val="0000EE"/>
-            <w:u w:val="single"/>
-          </w:rPr>
-          <w:t>2:12</w:t>
-        </w:r>
-      </w:hyperlink>
+      <w:r>
+        <w:rPr>
+          <w:lang w:val="hi_IN" w:bidi="hi_IN"/>
+        </w:rPr>
+        <w:t>2:12</w:t>
+      </w:r>
       <w:r>
         <w:rPr>
           <w:lang w:val="hi_IN" w:bidi="hi_IN"/>
@@ -37018,18 +36892,12 @@
         </w:rPr>
         <w:t xml:space="preserve">"जैसा </w:t>
       </w:r>
-      <w:hyperlink r:id="rId22">
-        <w:r>
-          <w:rPr>
-            <w:lang w:val="hi_IN" w:bidi="hi_IN"/>
-          </w:rPr>
-          <w:rPr>
-            <w:color w:val="0000EE"/>
-            <w:u w:val="single"/>
-          </w:rPr>
-          <w:t>2:8</w:t>
-        </w:r>
-      </w:hyperlink>
+      <w:r>
+        <w:rPr>
+          <w:lang w:val="hi_IN" w:bidi="hi_IN"/>
+        </w:rPr>
+        <w:t>2:8</w:t>
+      </w:r>
       <w:r>
         <w:rPr>
           <w:lang w:val="hi_IN" w:bidi="hi_IN"/>
@@ -37904,18 +37772,12 @@
         </w:rPr>
         <w:t xml:space="preserve">"# Connecting Statement:\n\n""इस पद में तीन आज्ञाएं हैं जो पौलुस ने नहीं दी हैं| वे </w:t>
       </w:r>
-      <w:hyperlink r:id="rId30">
-        <w:r>
-          <w:rPr>
-            <w:lang w:val="hi_IN" w:bidi="hi_IN"/>
-          </w:rPr>
-          <w:rPr>
-            <w:color w:val="0000EE"/>
-            <w:u w:val="single"/>
-          </w:rPr>
-          <w:t>2:20</w:t>
-        </w:r>
-      </w:hyperlink>
+      <w:r>
+        <w:rPr>
+          <w:lang w:val="hi_IN" w:bidi="hi_IN"/>
+        </w:rPr>
+        <w:t>2:20</w:t>
+      </w:r>
       <w:r>
         <w:rPr>
           <w:lang w:val="hi_IN" w:bidi="hi_IN"/>
@@ -40425,18 +40287,12 @@
         </w:rPr>
         <w:t xml:space="preserve"> </w:t>
       </w:r>
-      <w:hyperlink r:id="rId29">
-        <w:r>
-          <w:rPr>
-            <w:lang w:val="hi_IN" w:bidi="hi_IN"/>
-          </w:rPr>
-          <w:rPr>
-            <w:color w:val="0000EE"/>
-            <w:u w:val="single"/>
-          </w:rPr>
-          <w:t>2:12</w:t>
-        </w:r>
-      </w:hyperlink>
+      <w:r>
+        <w:rPr>
+          <w:lang w:val="hi_IN" w:bidi="hi_IN"/>
+        </w:rPr>
+        <w:t>2:12</w:t>
+      </w:r>
       <w:r>
         <w:rPr>
           <w:lang w:val="hi_IN" w:bidi="hi_IN"/>
@@ -41511,18 +41367,12 @@
         </w:rPr>
         <w:t xml:space="preserve">"जैसा </w:t>
       </w:r>
-      <w:hyperlink r:id="rId31">
-        <w:r>
-          <w:rPr>
-            <w:lang w:val="hi_IN" w:bidi="hi_IN"/>
-          </w:rPr>
-          <w:rPr>
-            <w:color w:val="0000EE"/>
-            <w:u w:val="single"/>
-          </w:rPr>
-          <w:t>3:1</w:t>
-        </w:r>
-      </w:hyperlink>
+      <w:r>
+        <w:rPr>
+          <w:lang w:val="hi_IN" w:bidi="hi_IN"/>
+        </w:rPr>
+        <w:t>3:1</w:t>
+      </w:r>
       <w:r>
         <w:rPr>
           <w:lang w:val="hi_IN" w:bidi="hi_IN"/>
@@ -41842,18 +41692,12 @@
         </w:rPr>
         <w:t xml:space="preserve"> शब्द द्वारा कारण प्रकट किया गया है कि कुलुस्से के विश्वासियों को स्वार्गिक बातों </w:t>
       </w:r>
-      <w:hyperlink r:id="rId32">
-        <w:r>
-          <w:rPr>
-            <w:lang w:val="hi_IN" w:bidi="hi_IN"/>
-          </w:rPr>
-          <w:rPr>
-            <w:color w:val="0000EE"/>
-            <w:u w:val="single"/>
-          </w:rPr>
-          <w:t>3:1–2</w:t>
-        </w:r>
-      </w:hyperlink>
+      <w:r>
+        <w:rPr>
+          <w:lang w:val="hi_IN" w:bidi="hi_IN"/>
+        </w:rPr>
+        <w:t>3:1–2</w:t>
+      </w:r>
       <w:r>
         <w:rPr>
           <w:lang w:val="hi_IN" w:bidi="hi_IN"/>
@@ -41971,18 +41815,12 @@
         </w:rPr>
         <w:t xml:space="preserve">"यहाँ पौलुस </w:t>
       </w:r>
-      <w:hyperlink r:id="rId30">
-        <w:r>
-          <w:rPr>
-            <w:lang w:val="hi_IN" w:bidi="hi_IN"/>
-          </w:rPr>
-          <w:rPr>
-            <w:color w:val="0000EE"/>
-            <w:u w:val="single"/>
-          </w:rPr>
-          <w:t>2:20</w:t>
-        </w:r>
-      </w:hyperlink>
+      <w:r>
+        <w:rPr>
+          <w:lang w:val="hi_IN" w:bidi="hi_IN"/>
+        </w:rPr>
+        <w:t>2:20</w:t>
+      </w:r>
       <w:r>
         <w:rPr>
           <w:lang w:val="hi_IN" w:bidi="hi_IN"/>
@@ -42002,18 +41840,12 @@
         </w:rPr>
         <w:t xml:space="preserve"> हुआ मानता है| यदि आपकी भाषा में यह रूपक मिथ्यबोधक है तो आप इस विचार का अनुवाद वैसे ही कर सकते हैं जैसे आपने </w:t>
       </w:r>
-      <w:hyperlink r:id="rId30">
-        <w:r>
-          <w:rPr>
-            <w:lang w:val="hi_IN" w:bidi="hi_IN"/>
-          </w:rPr>
-          <w:rPr>
-            <w:color w:val="0000EE"/>
-            <w:u w:val="single"/>
-          </w:rPr>
-          <w:t>2:20</w:t>
-        </w:r>
-      </w:hyperlink>
+      <w:r>
+        <w:rPr>
+          <w:lang w:val="hi_IN" w:bidi="hi_IN"/>
+        </w:rPr>
+        <w:t>2:20</w:t>
+      </w:r>
       <w:r>
         <w:rPr>
           <w:lang w:val="hi_IN" w:bidi="hi_IN"/>
@@ -45322,18 +45154,12 @@
         </w:rPr>
         <w:t xml:space="preserve"> शब्द पुनः </w:t>
       </w:r>
-      <w:hyperlink r:id="rId33">
-        <w:r>
-          <w:rPr>
-            <w:lang w:val="hi_IN" w:bidi="hi_IN"/>
-          </w:rPr>
-          <w:rPr>
-            <w:color w:val="0000EE"/>
-            <w:u w:val="single"/>
-          </w:rPr>
-          <w:t>3:5</w:t>
-        </w:r>
-      </w:hyperlink>
+      <w:r>
+        <w:rPr>
+          <w:lang w:val="hi_IN" w:bidi="hi_IN"/>
+        </w:rPr>
+        <w:t>3:5</w:t>
+      </w:r>
       <w:r>
         <w:rPr>
           <w:lang w:val="hi_IN" w:bidi="hi_IN"/>
@@ -45999,18 +45825,12 @@
         </w:rPr>
         <w:t xml:space="preserve"> और इन्हीं**डॉन का सन्दर्भ उन पापों से है जिनका उल्लेख </w:t>
       </w:r>
-      <w:hyperlink r:id="rId33">
-        <w:r>
-          <w:rPr>
-            <w:lang w:val="hi_IN" w:bidi="hi_IN"/>
-          </w:rPr>
-          <w:rPr>
-            <w:color w:val="0000EE"/>
-            <w:u w:val="single"/>
-          </w:rPr>
-          <w:t>3:5</w:t>
-        </w:r>
-      </w:hyperlink>
+      <w:r>
+        <w:rPr>
+          <w:lang w:val="hi_IN" w:bidi="hi_IN"/>
+        </w:rPr>
+        <w:t>3:5</w:t>
+      </w:r>
       <w:r>
         <w:rPr>
           <w:lang w:val="hi_IN" w:bidi="hi_IN"/>
@@ -46180,18 +46000,12 @@
         </w:rPr>
         <w:t xml:space="preserve"> किया गया है, वह उस समय के सन्दर्भ में है जो कुलुस्से के विश्वासियों द्वारा विश्वास में आ जाने के बाद का है| इसके द्वारा उनके वर्तमान आचरण का समावेश किया गया है जो उनके ""पहले के आचरण, </w:t>
       </w:r>
-      <w:hyperlink r:id="rId34">
-        <w:r>
-          <w:rPr>
-            <w:lang w:val="hi_IN" w:bidi="hi_IN"/>
-          </w:rPr>
-          <w:rPr>
-            <w:color w:val="0000EE"/>
-            <w:u w:val="single"/>
-          </w:rPr>
-          <w:t>3:7</w:t>
-        </w:r>
-      </w:hyperlink>
+      <w:r>
+        <w:rPr>
+          <w:lang w:val="hi_IN" w:bidi="hi_IN"/>
+        </w:rPr>
+        <w:t>3:7</w:t>
+      </w:r>
       <w:r>
         <w:rPr>
           <w:lang w:val="hi_IN" w:bidi="hi_IN"/>
@@ -47738,18 +47552,12 @@
         </w:rPr>
         <w:t xml:space="preserve"> से आरम्भ होने वाला उपवाक्य, पिछले पद, </w:t>
       </w:r>
-      <w:hyperlink r:id="rId35">
-        <w:r>
-          <w:rPr>
-            <w:lang w:val="hi_IN" w:bidi="hi_IN"/>
-          </w:rPr>
-          <w:rPr>
-            <w:color w:val="0000EE"/>
-            <w:u w:val="single"/>
-          </w:rPr>
-          <w:t>3:9</w:t>
-        </w:r>
-      </w:hyperlink>
+      <w:r>
+        <w:rPr>
+          <w:lang w:val="hi_IN" w:bidi="hi_IN"/>
+        </w:rPr>
+        <w:t>3:9</w:t>
+      </w:r>
       <w:r>
         <w:rPr>
           <w:lang w:val="hi_IN" w:bidi="hi_IN"/>
@@ -47769,18 +47577,12 @@
         </w:rPr>
         <w:t xml:space="preserve"> के उपवाक्य के समानांतर है| इस उपवाक्य का अनुवाद उसी रचना रूप में करें जिसका प्रयोग आपने पिछले पद में किया है| इस उपवाक्य से दिया जा सकता है: (1) कारण कि कुलुस्से के विश्वासियों को आपस में झूठ क्यों नहीं बोलना चाहिए (और </w:t>
       </w:r>
-      <w:hyperlink r:id="rId36">
-        <w:r>
-          <w:rPr>
-            <w:lang w:val="hi_IN" w:bidi="hi_IN"/>
-          </w:rPr>
-          <w:rPr>
-            <w:color w:val="0000EE"/>
-            <w:u w:val="single"/>
-          </w:rPr>
-          <w:t>3:8</w:t>
-        </w:r>
-      </w:hyperlink>
+      <w:r>
+        <w:rPr>
+          <w:lang w:val="hi_IN" w:bidi="hi_IN"/>
+        </w:rPr>
+        <w:t>3:8</w:t>
+      </w:r>
       <w:r>
         <w:rPr>
           <w:lang w:val="hi_IN" w:bidi="hi_IN"/>
@@ -47898,18 +47700,12 @@
         </w:rPr>
         <w:t xml:space="preserve">"यहाँ पौलुस वस्त्र बदलने के रूपक का ही प्रयोग कर रहा है जिसका उपयोग करना उसने </w:t>
       </w:r>
-      <w:hyperlink r:id="rId35">
-        <w:r>
-          <w:rPr>
-            <w:lang w:val="hi_IN" w:bidi="hi_IN"/>
-          </w:rPr>
-          <w:rPr>
-            <w:color w:val="0000EE"/>
-            <w:u w:val="single"/>
-          </w:rPr>
-          <w:t>3:9</w:t>
-        </w:r>
-      </w:hyperlink>
+      <w:r>
+        <w:rPr>
+          <w:lang w:val="hi_IN" w:bidi="hi_IN"/>
+        </w:rPr>
+        <w:t>3:9</w:t>
+      </w:r>
       <w:r>
         <w:rPr>
           <w:lang w:val="hi_IN" w:bidi="hi_IN"/>
@@ -48053,18 +47849,12 @@
         </w:rPr>
         <w:t>"जैसा पिछले पद, (</w:t>
       </w:r>
-      <w:hyperlink r:id="rId35">
-        <w:r>
-          <w:rPr>
-            <w:lang w:val="hi_IN" w:bidi="hi_IN"/>
-          </w:rPr>
-          <w:rPr>
-            <w:color w:val="0000EE"/>
-            <w:u w:val="single"/>
-          </w:rPr>
-          <w:t>3:9</w:t>
-        </w:r>
-      </w:hyperlink>
+      <w:r>
+        <w:rPr>
+          <w:lang w:val="hi_IN" w:bidi="hi_IN"/>
+        </w:rPr>
+        <w:t>3:9</w:t>
+      </w:r>
       <w:r>
         <w:rPr>
           <w:lang w:val="hi_IN" w:bidi="hi_IN"/>
@@ -48456,36 +48246,24 @@
         </w:rPr>
         <w:t xml:space="preserve"> किसके बारे में है| संभव है कि इसका सन्दर्भ परमेश्वर से (जैसा </w:t>
       </w:r>
-      <w:hyperlink r:id="rId37">
-        <w:r>
-          <w:rPr>
-            <w:lang w:val="hi_IN" w:bidi="hi_IN"/>
-          </w:rPr>
-          <w:rPr>
-            <w:color w:val="0000EE"/>
-            <w:u w:val="single"/>
-          </w:rPr>
-          <w:t>1:10</w:t>
-        </w:r>
-      </w:hyperlink>
+      <w:r>
+        <w:rPr>
+          <w:lang w:val="hi_IN" w:bidi="hi_IN"/>
+        </w:rPr>
+        <w:t>1:10</w:t>
+      </w:r>
       <w:r>
         <w:rPr>
           <w:lang w:val="hi_IN" w:bidi="hi_IN"/>
         </w:rPr>
         <w:t xml:space="preserve">) में है और परमेश्वर की इच्छा से (जैसा </w:t>
       </w:r>
-      <w:hyperlink r:id="rId38">
-        <w:r>
-          <w:rPr>
-            <w:lang w:val="hi_IN" w:bidi="hi_IN"/>
-          </w:rPr>
-          <w:rPr>
-            <w:color w:val="0000EE"/>
-            <w:u w:val="single"/>
-          </w:rPr>
-          <w:t>1:9</w:t>
-        </w:r>
-      </w:hyperlink>
+      <w:r>
+        <w:rPr>
+          <w:lang w:val="hi_IN" w:bidi="hi_IN"/>
+        </w:rPr>
+        <w:t>1:9</w:t>
+      </w:r>
       <w:r>
         <w:rPr>
           <w:lang w:val="hi_IN" w:bidi="hi_IN"/>
@@ -50141,18 +49919,12 @@
         </w:rPr>
         <w:t xml:space="preserve">"पौलुस फिर उन मनुष्यों के बारे में कहता है जो मसीह के साथ मर कर जी उठे हैं| वह यहाँ कुलुस्से के विश्वासियों के विषय ""मसीह में"" कहने की अपेक्षा विपरीत रचना का प्रयोग करता है जैसा उसने </w:t>
       </w:r>
-      <w:hyperlink r:id="rId39">
-        <w:r>
-          <w:rPr>
-            <w:lang w:val="hi_IN" w:bidi="hi_IN"/>
-          </w:rPr>
-          <w:rPr>
-            <w:color w:val="0000EE"/>
-            <w:u w:val="single"/>
-          </w:rPr>
-          <w:t>1:27</w:t>
-        </w:r>
-      </w:hyperlink>
+      <w:r>
+        <w:rPr>
+          <w:lang w:val="hi_IN" w:bidi="hi_IN"/>
+        </w:rPr>
+        <w:t>1:27</w:t>
+      </w:r>
       <w:r>
         <w:rPr>
           <w:lang w:val="hi_IN" w:bidi="hi_IN"/>
@@ -50172,18 +49944,12 @@
         </w:rPr>
         <w:t xml:space="preserve"> है अर्थात सब विश्वासियों में|यदि संभव हो तो इस अभिव्यक्ति का अनुवाद उसी प्रकार करें जिस प्रकार आपने ""मसीह तुम में"" का अनुवाद </w:t>
       </w:r>
-      <w:hyperlink r:id="rId39">
-        <w:r>
-          <w:rPr>
-            <w:lang w:val="hi_IN" w:bidi="hi_IN"/>
-          </w:rPr>
-          <w:rPr>
-            <w:color w:val="0000EE"/>
-            <w:u w:val="single"/>
-          </w:rPr>
-          <w:t>1:27</w:t>
-        </w:r>
-      </w:hyperlink>
+      <w:r>
+        <w:rPr>
+          <w:lang w:val="hi_IN" w:bidi="hi_IN"/>
+        </w:rPr>
+        <w:t>1:27</w:t>
+      </w:r>
       <w:r>
         <w:rPr>
           <w:lang w:val="hi_IN" w:bidi="hi_IN"/>
@@ -50301,18 +50067,12 @@
         </w:rPr>
         <w:t xml:space="preserve"> पौलुस द्वारा कुलुस्से के विश्वासियों को </w:t>
       </w:r>
-      <w:hyperlink r:id="rId40">
-        <w:r>
-          <w:rPr>
-            <w:lang w:val="hi_IN" w:bidi="hi_IN"/>
-          </w:rPr>
-          <w:rPr>
-            <w:color w:val="0000EE"/>
-            <w:u w:val="single"/>
-          </w:rPr>
-          <w:t>3:9–11</w:t>
-        </w:r>
-      </w:hyperlink>
+      <w:r>
+        <w:rPr>
+          <w:lang w:val="hi_IN" w:bidi="hi_IN"/>
+        </w:rPr>
+        <w:t>3:9–11</w:t>
+      </w:r>
       <w:r>
         <w:rPr>
           <w:lang w:val="hi_IN" w:bidi="hi_IN"/>
@@ -50430,18 +50190,12 @@
         </w:rPr>
         <w:t xml:space="preserve"> वही शब्द हैं जिनका प्रयोग पौलुस ने नए मनुष्यत्व को ""पहनने"" के लिए </w:t>
       </w:r>
-      <w:hyperlink r:id="rId41">
-        <w:r>
-          <w:rPr>
-            <w:lang w:val="hi_IN" w:bidi="hi_IN"/>
-          </w:rPr>
-          <w:rPr>
-            <w:color w:val="0000EE"/>
-            <w:u w:val="single"/>
-          </w:rPr>
-          <w:t>3:10</w:t>
-        </w:r>
-      </w:hyperlink>
+      <w:r>
+        <w:rPr>
+          <w:lang w:val="hi_IN" w:bidi="hi_IN"/>
+        </w:rPr>
+        <w:t>3:10</w:t>
+      </w:r>
       <w:r>
         <w:rPr>
           <w:lang w:val="hi_IN" w:bidi="hi_IN"/>
@@ -50474,18 +50228,12 @@
         </w:rPr>
         <w:t xml:space="preserve"> का अनुवाद वैसे ही करें जैसे आपने </w:t>
       </w:r>
-      <w:hyperlink r:id="rId41">
-        <w:r>
-          <w:rPr>
-            <w:lang w:val="hi_IN" w:bidi="hi_IN"/>
-          </w:rPr>
-          <w:rPr>
-            <w:color w:val="0000EE"/>
-            <w:u w:val="single"/>
-          </w:rPr>
-          <w:t>3:10</w:t>
-        </w:r>
-      </w:hyperlink>
+      <w:r>
+        <w:rPr>
+          <w:lang w:val="hi_IN" w:bidi="hi_IN"/>
+        </w:rPr>
+        <w:t>3:10</w:t>
+      </w:r>
       <w:r>
         <w:rPr>
           <w:lang w:val="hi_IN" w:bidi="hi_IN"/>
@@ -52600,18 +52348,12 @@
         </w:rPr>
         <w:t xml:space="preserve">"यहाँ पौलुस कुछ शब्दों को छोड़ देता है जिनकी आवश्यक्ताआप्की भाषा में विचार की पूर्ण अभिव्यक्ति के लिए अनिवार्य होगी| यदि आपकी भाषा में अधिक शब्द जोड़ना हो तो आप पौलुस के अभिप्रेत शब्दों का समावेश कर सकते हैं जो </w:t>
       </w:r>
-      <w:hyperlink r:id="rId42">
-        <w:r>
-          <w:rPr>
-            <w:lang w:val="hi_IN" w:bidi="hi_IN"/>
-          </w:rPr>
-          <w:rPr>
-            <w:color w:val="0000EE"/>
-            <w:u w:val="single"/>
-          </w:rPr>
-          <w:t>3:12</w:t>
-        </w:r>
-      </w:hyperlink>
+      <w:r>
+        <w:rPr>
+          <w:lang w:val="hi_IN" w:bidi="hi_IN"/>
+        </w:rPr>
+        <w:t>3:12</w:t>
+      </w:r>
       <w:r>
         <w:rPr>
           <w:lang w:val="hi_IN" w:bidi="hi_IN"/>
@@ -53440,36 +53182,24 @@
         </w:rPr>
         <w:t xml:space="preserve"> </w:t>
       </w:r>
-      <w:hyperlink r:id="rId43">
-        <w:r>
-          <w:rPr>
-            <w:lang w:val="hi_IN" w:bidi="hi_IN"/>
-          </w:rPr>
-          <w:rPr>
-            <w:color w:val="0000EE"/>
-            <w:u w:val="single"/>
-          </w:rPr>
-          <w:t>2:18</w:t>
-        </w:r>
-      </w:hyperlink>
+      <w:r>
+        <w:rPr>
+          <w:lang w:val="hi_IN" w:bidi="hi_IN"/>
+        </w:rPr>
+        <w:t>2:18</w:t>
+      </w:r>
       <w:r>
         <w:rPr>
           <w:lang w:val="hi_IN" w:bidi="hi_IN"/>
         </w:rPr>
         <w:t xml:space="preserve"> में यक्त उसकी बात, ""प्रतिफल से वंचित न करे"" का सहार्थी है| इन दोनों का उपयोग एक न्यायाधीश या पञ्च के लिए किया गया है जो निर्णय देते हैं, यद्यपि, </w:t>
       </w:r>
-      <w:hyperlink r:id="rId43">
-        <w:r>
-          <w:rPr>
-            <w:lang w:val="hi_IN" w:bidi="hi_IN"/>
-          </w:rPr>
-          <w:rPr>
-            <w:color w:val="0000EE"/>
-            <w:u w:val="single"/>
-          </w:rPr>
-          <w:t>2:18</w:t>
-        </w:r>
-      </w:hyperlink>
+      <w:r>
+        <w:rPr>
+          <w:lang w:val="hi_IN" w:bidi="hi_IN"/>
+        </w:rPr>
+        <w:t>2:18</w:t>
+      </w:r>
       <w:r>
         <w:rPr>
           <w:lang w:val="hi_IN" w:bidi="hi_IN"/>
@@ -58518,18 +58248,12 @@
         </w:rPr>
         <w:t xml:space="preserve">"जैसा </w:t>
       </w:r>
-      <w:hyperlink r:id="rId44">
-        <w:r>
-          <w:rPr>
-            <w:lang w:val="hi_IN" w:bidi="hi_IN"/>
-          </w:rPr>
-          <w:rPr>
-            <w:color w:val="0000EE"/>
-            <w:u w:val="single"/>
-          </w:rPr>
-          <w:t>3:18</w:t>
-        </w:r>
-      </w:hyperlink>
+      <w:r>
+        <w:rPr>
+          <w:lang w:val="hi_IN" w:bidi="hi_IN"/>
+        </w:rPr>
+        <w:t>3:18</w:t>
+      </w:r>
       <w:r>
         <w:rPr>
           <w:lang w:val="hi_IN" w:bidi="hi_IN"/>
@@ -59338,18 +59062,12 @@
         </w:rPr>
         <w:t xml:space="preserve"> द्वारा स्वामियों को इस पृथ्वी पर मनुष्य दर्शाया गया है| पौलुस इस वाक्यांश के द्वारा इन **स्वामियों"""" का वर्णन करता है क्योंकि उसने इन स्वामियों पर एक ""स्वामी"" , यीशु को विषमता में दर्शाया है </w:t>
       </w:r>
-      <w:hyperlink r:id="rId45">
-        <w:r>
-          <w:rPr>
-            <w:lang w:val="hi_IN" w:bidi="hi_IN"/>
-          </w:rPr>
-          <w:rPr>
-            <w:color w:val="0000EE"/>
-            <w:u w:val="single"/>
-          </w:rPr>
-          <w:t>4:1</w:t>
-        </w:r>
-      </w:hyperlink>
+      <w:r>
+        <w:rPr>
+          <w:lang w:val="hi_IN" w:bidi="hi_IN"/>
+        </w:rPr>
+        <w:t>4:1</w:t>
+      </w:r>
       <w:r>
         <w:rPr>
           <w:lang w:val="hi_IN" w:bidi="hi_IN"/>
@@ -59604,18 +59322,12 @@
         </w:rPr>
         <w:t xml:space="preserve">"जैसा </w:t>
       </w:r>
-      <w:hyperlink r:id="rId46">
-        <w:r>
-          <w:rPr>
-            <w:lang w:val="hi_IN" w:bidi="hi_IN"/>
-          </w:rPr>
-          <w:rPr>
-            <w:color w:val="0000EE"/>
-            <w:u w:val="single"/>
-          </w:rPr>
-          <w:t>3:20</w:t>
-        </w:r>
-      </w:hyperlink>
+      <w:r>
+        <w:rPr>
+          <w:lang w:val="hi_IN" w:bidi="hi_IN"/>
+        </w:rPr>
+        <w:t>3:20</w:t>
+      </w:r>
       <w:r>
         <w:rPr>
           <w:lang w:val="hi_IN" w:bidi="hi_IN"/>
@@ -61064,18 +60776,12 @@
         </w:rPr>
         <w:t xml:space="preserve"> से कारण प्रकट होता है कि दासों को पौलुस की उस आज्ञा के अनुसार काम करना है जिका उल्लेख </w:t>
       </w:r>
-      <w:hyperlink r:id="rId47">
-        <w:r>
-          <w:rPr>
-            <w:lang w:val="hi_IN" w:bidi="hi_IN"/>
-          </w:rPr>
-          <w:rPr>
-            <w:color w:val="0000EE"/>
-            <w:u w:val="single"/>
-          </w:rPr>
-          <w:t>3:22–23</w:t>
-        </w:r>
-      </w:hyperlink>
+      <w:r>
+        <w:rPr>
+          <w:lang w:val="hi_IN" w:bidi="hi_IN"/>
+        </w:rPr>
+        <w:t>3:22–23</w:t>
+      </w:r>
       <w:r>
         <w:rPr>
           <w:lang w:val="hi_IN" w:bidi="hi_IN"/>
@@ -61617,18 +61323,12 @@
         </w:rPr>
         <w:t xml:space="preserve">* द्वारा अब तक कही गई बात का पक्स्पोषण होता है| यहाँ पौलुस इसके प्रयोग द्वारा आज्ञापालन का नकारात्मक कारण प्रकट करता है (सकारात्मक कारण वह </w:t>
       </w:r>
-      <w:hyperlink r:id="rId48">
-        <w:r>
-          <w:rPr>
-            <w:lang w:val="hi_IN" w:bidi="hi_IN"/>
-          </w:rPr>
-          <w:rPr>
-            <w:color w:val="0000EE"/>
-            <w:u w:val="single"/>
-          </w:rPr>
-          <w:t>3:24</w:t>
-        </w:r>
-      </w:hyperlink>
+      <w:r>
+        <w:rPr>
+          <w:lang w:val="hi_IN" w:bidi="hi_IN"/>
+        </w:rPr>
+        <w:t>3:24</w:t>
+      </w:r>
       <w:r>
         <w:rPr>
           <w:lang w:val="hi_IN" w:bidi="hi_IN"/>
@@ -61772,18 +61472,12 @@
         </w:rPr>
         <w:t xml:space="preserve"> का उपयोग सर्वनिष्ठ है| तथापि, वह इस सर्वनिष्ठ कथन का उपयोग उन दासों के लिए करता है जिनको वह संबोधित करता है (स्वामियों को नहीं क्योंकि वह उनकी चर्चा </w:t>
       </w:r>
-      <w:hyperlink r:id="rId45">
-        <w:r>
-          <w:rPr>
-            <w:lang w:val="hi_IN" w:bidi="hi_IN"/>
-          </w:rPr>
-          <w:rPr>
-            <w:color w:val="0000EE"/>
-            <w:u w:val="single"/>
-          </w:rPr>
-          <w:t>4:1</w:t>
-        </w:r>
-      </w:hyperlink>
+      <w:r>
+        <w:rPr>
+          <w:lang w:val="hi_IN" w:bidi="hi_IN"/>
+        </w:rPr>
+        <w:t>4:1</w:t>
+      </w:r>
       <w:r>
         <w:rPr>
           <w:lang w:val="hi_IN" w:bidi="hi_IN"/>
@@ -63368,18 +63062,12 @@
         </w:rPr>
         <w:t xml:space="preserve"> मिथ्या-बोधक हो तो आप एक ऐसा शब्द या वाक्यांश काम में ले सकते हैं जिससे संकेत मिले कि कुलुस्से के विश्वासियों को पौलुस के लिए प्रार्थना करना है जिस समय वे अन्य बातों के लिए प्रार्थना करते हैं (जिन बातों का उल्लेख </w:t>
       </w:r>
-      <w:hyperlink r:id="rId49">
-        <w:r>
-          <w:rPr>
-            <w:lang w:val="hi_IN" w:bidi="hi_IN"/>
-          </w:rPr>
-          <w:rPr>
-            <w:color w:val="0000EE"/>
-            <w:u w:val="single"/>
-          </w:rPr>
-          <w:t>4:2</w:t>
-        </w:r>
-      </w:hyperlink>
+      <w:r>
+        <w:rPr>
+          <w:lang w:val="hi_IN" w:bidi="hi_IN"/>
+        </w:rPr>
+        <w:t>4:2</w:t>
+      </w:r>
       <w:r>
         <w:rPr>
           <w:lang w:val="hi_IN" w:bidi="hi_IN"/>
@@ -64319,18 +64007,12 @@
         </w:rPr>
         <w:t xml:space="preserve"> कहता है| इसका अर्थ यह नहीं कि वह सन्देश समझने में कठिन है परन्तु यह कि उसका प्रचार पूर्व काल में नहीं किया गया था| परन्तु अब पौलुस इसको “स्पष्ट करता है” ” (जैसा </w:t>
       </w:r>
-      <w:hyperlink r:id="rId50">
-        <w:r>
-          <w:rPr>
-            <w:lang w:val="hi_IN" w:bidi="hi_IN"/>
-          </w:rPr>
-          <w:rPr>
-            <w:color w:val="0000EE"/>
-            <w:u w:val="single"/>
-          </w:rPr>
-          <w:t>4:4</w:t>
-        </w:r>
-      </w:hyperlink>
+      <w:r>
+        <w:rPr>
+          <w:lang w:val="hi_IN" w:bidi="hi_IN"/>
+        </w:rPr>
+        <w:t>4:4</w:t>
+      </w:r>
       <w:r>
         <w:rPr>
           <w:lang w:val="hi_IN" w:bidi="hi_IN"/>
@@ -64964,36 +64646,24 @@
         </w:rPr>
         <w:t xml:space="preserve"> शब्द समाहित कर सकता है: (1) एक और कारण जिसके लिए कुलुस्से के विश्वासियों को प्रार्थना करना है( </w:t>
       </w:r>
-      <w:hyperlink r:id="rId51">
-        <w:r>
-          <w:rPr>
-            <w:lang w:val="hi_IN" w:bidi="hi_IN"/>
-          </w:rPr>
-          <w:rPr>
-            <w:color w:val="0000EE"/>
-            <w:u w:val="single"/>
-          </w:rPr>
-          <w:t>4:3</w:t>
-        </w:r>
-      </w:hyperlink>
+      <w:r>
+        <w:rPr>
+          <w:lang w:val="hi_IN" w:bidi="hi_IN"/>
+        </w:rPr>
+        <w:t>4:3</w:t>
+      </w:r>
       <w:r>
         <w:rPr>
           <w:lang w:val="hi_IN" w:bidi="hi_IN"/>
         </w:rPr>
         <w:t xml:space="preserve"> में उल्लिखित बात के अतिरिक्त). वैकल्पिक अनुवाद: “एक और कारण जिसके लिए कुलुस्से के विश्वासियों को पौलुस के लिए प्रार्थना करना है (</w:t>
       </w:r>
-      <w:hyperlink r:id="rId51">
-        <w:r>
-          <w:rPr>
-            <w:lang w:val="hi_IN" w:bidi="hi_IN"/>
-          </w:rPr>
-          <w:rPr>
-            <w:color w:val="0000EE"/>
-            <w:u w:val="single"/>
-          </w:rPr>
-          <w:t>4:3</w:t>
-        </w:r>
-      </w:hyperlink>
+      <w:r>
+        <w:rPr>
+          <w:lang w:val="hi_IN" w:bidi="hi_IN"/>
+        </w:rPr>
+        <w:t>4:3</w:t>
+      </w:r>
       <w:r>
         <w:rPr>
           <w:lang w:val="hi_IN" w:bidi="hi_IN"/>
@@ -66081,18 +65751,12 @@
         </w:rPr>
         <w:t>"इस पद में एक युक्ति सुझाई गई है जिसमें पौलुस चाहता है कि कुलुस्से के विश्वासी “बाहरवालों के साथ बुद्धिमानी से व्यवहार करें” (</w:t>
       </w:r>
-      <w:hyperlink r:id="rId52">
-        <w:r>
-          <w:rPr>
-            <w:lang w:val="hi_IN" w:bidi="hi_IN"/>
-          </w:rPr>
-          <w:rPr>
-            <w:color w:val="0000EE"/>
-            <w:u w:val="single"/>
-          </w:rPr>
-          <w:t>4:5</w:t>
-        </w:r>
-      </w:hyperlink>
+      <w:r>
+        <w:rPr>
+          <w:lang w:val="hi_IN" w:bidi="hi_IN"/>
+        </w:rPr>
+        <w:t>4:5</w:t>
+      </w:r>
       <w:r>
         <w:rPr>
           <w:lang w:val="hi_IN" w:bidi="hi_IN"/>
@@ -66816,18 +66480,12 @@
         </w:rPr>
         <w:t xml:space="preserve"> किया गया है, उसका सन्दर्भ उस मनुष्य से है जो “बाहरवालों” में का है ” (</w:t>
       </w:r>
-      <w:hyperlink r:id="rId52">
-        <w:r>
-          <w:rPr>
-            <w:lang w:val="hi_IN" w:bidi="hi_IN"/>
-          </w:rPr>
-          <w:rPr>
-            <w:color w:val="0000EE"/>
-            <w:u w:val="single"/>
-          </w:rPr>
-          <w:t>4:5</w:t>
-        </w:r>
-      </w:hyperlink>
+      <w:r>
+        <w:rPr>
+          <w:lang w:val="hi_IN" w:bidi="hi_IN"/>
+        </w:rPr>
+        <w:t>4:5</w:t>
+      </w:r>
       <w:r>
         <w:rPr>
           <w:lang w:val="hi_IN" w:bidi="hi_IN"/>
@@ -68211,18 +67869,12 @@
         </w:rPr>
         <w:t xml:space="preserve">"जैसा </w:t>
       </w:r>
-      <w:hyperlink r:id="rId53">
-        <w:r>
-          <w:rPr>
-            <w:lang w:val="hi_IN" w:bidi="hi_IN"/>
-          </w:rPr>
-          <w:rPr>
-            <w:color w:val="0000EE"/>
-            <w:u w:val="single"/>
-          </w:rPr>
-          <w:t>4:7</w:t>
-        </w:r>
-      </w:hyperlink>
+      <w:r>
+        <w:rPr>
+          <w:lang w:val="hi_IN" w:bidi="hi_IN"/>
+        </w:rPr>
+        <w:t>4:7</w:t>
+      </w:r>
       <w:r>
         <w:rPr>
           <w:lang w:val="hi_IN" w:bidi="hi_IN"/>
@@ -69123,36 +68775,24 @@
         </w:rPr>
         <w:t xml:space="preserve">"ठीक वैसे ही जैसे </w:t>
       </w:r>
-      <w:hyperlink r:id="rId53">
-        <w:r>
-          <w:rPr>
-            <w:lang w:val="hi_IN" w:bidi="hi_IN"/>
-          </w:rPr>
-          <w:rPr>
-            <w:color w:val="0000EE"/>
-            <w:u w:val="single"/>
-          </w:rPr>
-          <w:t>4:7</w:t>
-        </w:r>
-      </w:hyperlink>
+      <w:r>
+        <w:rPr>
+          <w:lang w:val="hi_IN" w:bidi="hi_IN"/>
+        </w:rPr>
+        <w:t>4:7</w:t>
+      </w:r>
       <w:r>
         <w:rPr>
           <w:lang w:val="hi_IN" w:bidi="hi_IN"/>
         </w:rPr>
         <w:t xml:space="preserve"> में “मेरी सब बातें” है और </w:t>
       </w:r>
-      <w:hyperlink r:id="rId54">
-        <w:r>
-          <w:rPr>
-            <w:lang w:val="hi_IN" w:bidi="hi_IN"/>
-          </w:rPr>
-          <w:rPr>
-            <w:color w:val="0000EE"/>
-            <w:u w:val="single"/>
-          </w:rPr>
-          <w:t>4:8</w:t>
-        </w:r>
-      </w:hyperlink>
+      <w:r>
+        <w:rPr>
+          <w:lang w:val="hi_IN" w:bidi="hi_IN"/>
+        </w:rPr>
+        <w:t>4:8</w:t>
+      </w:r>
       <w:r>
         <w:rPr>
           <w:lang w:val="hi_IN" w:bidi="hi_IN"/>
@@ -71462,18 +71102,12 @@
         </w:rPr>
         <w:t xml:space="preserve">"यह एक पुरुष का नाम है| यही वह मनुष्य था जिसने कुलुस्से में सर्वप्रथम शुभ सन्देश सुनाया था (देखें </w:t>
       </w:r>
-      <w:hyperlink r:id="rId21">
-        <w:r>
-          <w:rPr>
-            <w:lang w:val="hi_IN" w:bidi="hi_IN"/>
-          </w:rPr>
-          <w:rPr>
-            <w:color w:val="0000EE"/>
-            <w:u w:val="single"/>
-          </w:rPr>
-          <w:t>कुलुस्सियों 1:7</w:t>
-        </w:r>
-      </w:hyperlink>
+      <w:r>
+        <w:rPr>
+          <w:lang w:val="hi_IN" w:bidi="hi_IN"/>
+        </w:rPr>
+        <w:t>कुलुस्सियों 1:7</w:t>
+      </w:r>
       <w:r>
         <w:rPr>
           <w:lang w:val="hi_IN" w:bidi="hi_IN"/>
@@ -72700,18 +72334,12 @@
         </w:rPr>
         <w:t xml:space="preserve"> शब्द पिछले पद में इपफ्रास के लिए कहे गए पौलुस के शब्दों का अतिरिक्त पक्ष-पोषण करता है </w:t>
       </w:r>
-      <w:hyperlink r:id="rId55">
-        <w:r>
-          <w:rPr>
-            <w:lang w:val="hi_IN" w:bidi="hi_IN"/>
-          </w:rPr>
-          <w:rPr>
-            <w:color w:val="0000EE"/>
-            <w:u w:val="single"/>
-          </w:rPr>
-          <w:t>4:12</w:t>
-        </w:r>
-      </w:hyperlink>
+      <w:r>
+        <w:rPr>
+          <w:lang w:val="hi_IN" w:bidi="hi_IN"/>
+        </w:rPr>
+        <w:t>4:12</w:t>
+      </w:r>
       <w:r>
         <w:rPr>
           <w:lang w:val="hi_IN" w:bidi="hi_IN"/>
@@ -73592,18 +73220,12 @@
         </w:rPr>
         <w:t>"जैसा उस संस्कृति में प्रथागत था, पौलुस अपने साथ के लोगों की ओर से जो पत्र प्राप्ति-कर्ताओं से परिचित थे, नमस्कार ही नहीं कहता है (जैसा उसने(</w:t>
       </w:r>
-      <w:hyperlink r:id="rId56">
-        <w:r>
-          <w:rPr>
-            <w:lang w:val="hi_IN" w:bidi="hi_IN"/>
-          </w:rPr>
-          <w:rPr>
-            <w:color w:val="0000EE"/>
-            <w:u w:val="single"/>
-          </w:rPr>
-          <w:t>4:10–14</w:t>
-        </w:r>
-      </w:hyperlink>
+      <w:r>
+        <w:rPr>
+          <w:lang w:val="hi_IN" w:bidi="hi_IN"/>
+        </w:rPr>
+        <w:t>4:10–14</w:t>
+      </w:r>
       <w:r>
         <w:rPr>
           <w:lang w:val="hi_IN" w:bidi="hi_IN"/>
@@ -74504,18 +74126,12 @@
         </w:rPr>
         <w:t>"उसकी ओर से अन्यों को नमस्कार कहने के (</w:t>
       </w:r>
-      <w:hyperlink r:id="rId57">
-        <w:r>
-          <w:rPr>
-            <w:lang w:val="hi_IN" w:bidi="hi_IN"/>
-          </w:rPr>
-          <w:rPr>
-            <w:color w:val="0000EE"/>
-            <w:u w:val="single"/>
-          </w:rPr>
-          <w:t>4:15</w:t>
-        </w:r>
-      </w:hyperlink>
+      <w:r>
+        <w:rPr>
+          <w:lang w:val="hi_IN" w:bidi="hi_IN"/>
+        </w:rPr>
+        <w:t>4:15</w:t>
+      </w:r>
       <w:r>
         <w:rPr>
           <w:lang w:val="hi_IN" w:bidi="hi_IN"/>

--- a/hin/docx/51.content.docx
+++ b/hin/docx/51.content.docx
@@ -802,13 +802,7 @@
         <w:rPr>
           <w:lang w:val="hi_IN" w:bidi="hi_IN"/>
         </w:rPr>
-        <w:t xml:space="preserve">देखें: </w:t>
-      </w:r>
-      <w:r>
-        <w:rPr>
-          <w:lang w:val="hi_IN" w:bidi="hi_IN"/>
-        </w:rPr>
-        <w:t>युग्म</w:t>
+        <w:t>देखें: युग्म</w:t>
       </w:r>
       <w:r>
         <w:rPr>
@@ -1422,13 +1416,7 @@
         <w:rPr>
           <w:lang w:val="hi_IN" w:bidi="hi_IN"/>
         </w:rPr>
-        <w:t xml:space="preserve">देखें: </w:t>
-      </w:r>
-      <w:r>
-        <w:rPr>
-          <w:lang w:val="hi_IN" w:bidi="hi_IN"/>
-        </w:rPr>
-        <w:t>अतिशयोक्ति</w:t>
+        <w:t>देखें: अतिशयोक्ति</w:t>
       </w:r>
       <w:r>
         <w:rPr>
@@ -1807,13 +1795,7 @@
         <w:rPr>
           <w:lang w:val="hi_IN" w:bidi="hi_IN"/>
         </w:rPr>
-        <w:t xml:space="preserve">देखें: </w:t>
-      </w:r>
-      <w:r>
-        <w:rPr>
-          <w:lang w:val="hi_IN" w:bidi="hi_IN"/>
-        </w:rPr>
-        <w:t>प्रतिन्यास</w:t>
+        <w:t>देखें: प्रतिन्यास</w:t>
       </w:r>
       <w:r>
         <w:rPr>
@@ -2068,13 +2050,7 @@
         <w:rPr>
           <w:lang w:val="hi_IN" w:bidi="hi_IN"/>
         </w:rPr>
-        <w:t xml:space="preserve">देखें: </w:t>
-      </w:r>
-      <w:r>
-        <w:rPr>
-          <w:lang w:val="hi_IN" w:bidi="hi_IN"/>
-        </w:rPr>
-        <w:t>स्वामित्व</w:t>
+        <w:t>देखें: स्वामित्व</w:t>
       </w:r>
       <w:r>
         <w:rPr>
@@ -2205,13 +2181,7 @@
         <w:rPr>
           <w:lang w:val="hi_IN" w:bidi="hi_IN"/>
         </w:rPr>
-        <w:t xml:space="preserve">देखें: </w:t>
-      </w:r>
-      <w:r>
-        <w:rPr>
-          <w:lang w:val="hi_IN" w:bidi="hi_IN"/>
-        </w:rPr>
-        <w:t>प्रतिन्यास</w:t>
+        <w:t>देखें: प्रतिन्यास</w:t>
       </w:r>
       <w:r>
         <w:rPr>
@@ -2329,13 +2299,7 @@
         <w:rPr>
           <w:lang w:val="hi_IN" w:bidi="hi_IN"/>
         </w:rPr>
-        <w:t xml:space="preserve">देखें: </w:t>
-      </w:r>
-      <w:r>
-        <w:rPr>
-          <w:lang w:val="hi_IN" w:bidi="hi_IN"/>
-        </w:rPr>
-        <w:t>व्यक्तित्व</w:t>
+        <w:t>देखें: व्यक्तित्व</w:t>
       </w:r>
       <w:r>
         <w:rPr>
@@ -2492,13 +2456,7 @@
         <w:rPr>
           <w:lang w:val="hi_IN" w:bidi="hi_IN"/>
         </w:rPr>
-        <w:t xml:space="preserve">देखें: </w:t>
-      </w:r>
-      <w:r>
-        <w:rPr>
-          <w:lang w:val="hi_IN" w:bidi="hi_IN"/>
-        </w:rPr>
-        <w:t>अतिशयोक्ति</w:t>
+        <w:t>देखें: अतिशयोक्ति</w:t>
       </w:r>
       <w:r>
         <w:rPr>
@@ -2603,13 +2561,7 @@
         <w:rPr>
           <w:lang w:val="hi_IN" w:bidi="hi_IN"/>
         </w:rPr>
-        <w:t xml:space="preserve">देखें: </w:t>
-      </w:r>
-      <w:r>
-        <w:rPr>
-          <w:lang w:val="hi_IN" w:bidi="hi_IN"/>
-        </w:rPr>
-        <w:t>रूपक</w:t>
+        <w:t>देखें: रूपक</w:t>
       </w:r>
       <w:r>
         <w:rPr>
@@ -2727,13 +2679,7 @@
         <w:rPr>
           <w:lang w:val="hi_IN" w:bidi="hi_IN"/>
         </w:rPr>
-        <w:t xml:space="preserve">देखें: </w:t>
-      </w:r>
-      <w:r>
-        <w:rPr>
-          <w:lang w:val="hi_IN" w:bidi="hi_IN"/>
-        </w:rPr>
-        <w:t>विराम बिंदु</w:t>
+        <w:t>देखें: विराम बिंदु</w:t>
       </w:r>
       <w:r>
         <w:rPr>
@@ -3700,13 +3646,7 @@
         <w:rPr>
           <w:lang w:val="hi_IN" w:bidi="hi_IN"/>
         </w:rPr>
-        <w:t xml:space="preserve">देखें: </w:t>
-      </w:r>
-      <w:r>
-        <w:rPr>
-          <w:lang w:val="hi_IN" w:bidi="hi_IN"/>
-        </w:rPr>
-        <w:t>अतिशयोक्ति</w:t>
+        <w:t>देखें: अतिशयोक्ति</w:t>
       </w:r>
       <w:r>
         <w:rPr>
@@ -3935,13 +3875,7 @@
         <w:rPr>
           <w:lang w:val="hi_IN" w:bidi="hi_IN"/>
         </w:rPr>
-        <w:t xml:space="preserve">देखें: </w:t>
-      </w:r>
-      <w:r>
-        <w:rPr>
-          <w:lang w:val="hi_IN" w:bidi="hi_IN"/>
-        </w:rPr>
-        <w:t>रूपक</w:t>
+        <w:t>देखें: रूपक</w:t>
       </w:r>
       <w:r>
         <w:rPr>
@@ -4672,13 +4606,7 @@
         <w:rPr>
           <w:lang w:val="hi_IN" w:bidi="hi_IN"/>
         </w:rPr>
-        <w:t xml:space="preserve">देखें: </w:t>
-      </w:r>
-      <w:r>
-        <w:rPr>
-          <w:lang w:val="hi_IN" w:bidi="hi_IN"/>
-        </w:rPr>
-        <w:t>युग्म</w:t>
+        <w:t>देखें: युग्म</w:t>
       </w:r>
       <w:r>
         <w:rPr>
@@ -4796,13 +4724,7 @@
         <w:rPr>
           <w:lang w:val="hi_IN" w:bidi="hi_IN"/>
         </w:rPr>
-        <w:t xml:space="preserve">देखें: </w:t>
-      </w:r>
-      <w:r>
-        <w:rPr>
-          <w:lang w:val="hi_IN" w:bidi="hi_IN"/>
-        </w:rPr>
-        <w:t>रूपक</w:t>
+        <w:t>देखें: रूपक</w:t>
       </w:r>
       <w:r>
         <w:rPr>
@@ -5031,13 +4953,7 @@
         <w:rPr>
           <w:lang w:val="hi_IN" w:bidi="hi_IN"/>
         </w:rPr>
-        <w:t xml:space="preserve">देखें: </w:t>
-      </w:r>
-      <w:r>
-        <w:rPr>
-          <w:lang w:val="hi_IN" w:bidi="hi_IN"/>
-        </w:rPr>
-        <w:t>रूपक</w:t>
+        <w:t>देखें: रूपक</w:t>
       </w:r>
       <w:r>
         <w:rPr>
@@ -5403,13 +5319,7 @@
         <w:rPr>
           <w:lang w:val="hi_IN" w:bidi="hi_IN"/>
         </w:rPr>
-        <w:t xml:space="preserve">देखें: </w:t>
-      </w:r>
-      <w:r>
-        <w:rPr>
-          <w:lang w:val="hi_IN" w:bidi="hi_IN"/>
-        </w:rPr>
-        <w:t>स्वामित्व</w:t>
+        <w:t>देखें: स्वामित्व</w:t>
       </w:r>
       <w:r>
         <w:rPr>
@@ -5690,13 +5600,7 @@
         <w:rPr>
           <w:lang w:val="hi_IN" w:bidi="hi_IN"/>
         </w:rPr>
-        <w:t xml:space="preserve">देखें: </w:t>
-      </w:r>
-      <w:r>
-        <w:rPr>
-          <w:lang w:val="hi_IN" w:bidi="hi_IN"/>
-        </w:rPr>
-        <w:t>हेंडियाडिस</w:t>
+        <w:t>देखें: हेंडियाडिस</w:t>
       </w:r>
       <w:r>
         <w:rPr>
@@ -6498,13 +6402,7 @@
         <w:rPr>
           <w:lang w:val="hi_IN" w:bidi="hi_IN"/>
         </w:rPr>
-        <w:t xml:space="preserve">देखें: </w:t>
-      </w:r>
-      <w:r>
-        <w:rPr>
-          <w:lang w:val="hi_IN" w:bidi="hi_IN"/>
-        </w:rPr>
-        <w:t>स्वामित्व</w:t>
+        <w:t>देखें: स्वामित्व</w:t>
       </w:r>
       <w:r>
         <w:rPr>
@@ -6635,13 +6533,7 @@
         <w:rPr>
           <w:lang w:val="hi_IN" w:bidi="hi_IN"/>
         </w:rPr>
-        <w:t xml:space="preserve">देखें: </w:t>
-      </w:r>
-      <w:r>
-        <w:rPr>
-          <w:lang w:val="hi_IN" w:bidi="hi_IN"/>
-        </w:rPr>
-        <w:t>स्वामित्व</w:t>
+        <w:t>देखें: स्वामित्व</w:t>
       </w:r>
       <w:r>
         <w:rPr>
@@ -6810,13 +6702,7 @@
         <w:rPr>
           <w:lang w:val="hi_IN" w:bidi="hi_IN"/>
         </w:rPr>
-        <w:t xml:space="preserve">देखें: </w:t>
-      </w:r>
-      <w:r>
-        <w:rPr>
-          <w:lang w:val="hi_IN" w:bidi="hi_IN"/>
-        </w:rPr>
-        <w:t>रूपक</w:t>
+        <w:t>देखें: रूपक</w:t>
       </w:r>
       <w:r>
         <w:rPr>
@@ -6921,13 +6807,7 @@
         <w:rPr>
           <w:lang w:val="hi_IN" w:bidi="hi_IN"/>
         </w:rPr>
-        <w:t xml:space="preserve">देखें: </w:t>
-      </w:r>
-      <w:r>
-        <w:rPr>
-          <w:lang w:val="hi_IN" w:bidi="hi_IN"/>
-        </w:rPr>
-        <w:t>रूपक</w:t>
+        <w:t>देखें: रूपक</w:t>
       </w:r>
       <w:r>
         <w:rPr>
@@ -7058,13 +6938,7 @@
         <w:rPr>
           <w:lang w:val="hi_IN" w:bidi="hi_IN"/>
         </w:rPr>
-        <w:t xml:space="preserve">देखें: </w:t>
-      </w:r>
-      <w:r>
-        <w:rPr>
-          <w:lang w:val="hi_IN" w:bidi="hi_IN"/>
-        </w:rPr>
-        <w:t>स्वामित्व</w:t>
+        <w:t>देखें: स्वामित्व</w:t>
       </w:r>
       <w:r>
         <w:rPr>
@@ -7267,13 +7141,7 @@
         <w:rPr>
           <w:lang w:val="hi_IN" w:bidi="hi_IN"/>
         </w:rPr>
-        <w:t xml:space="preserve">देखें: </w:t>
-      </w:r>
-      <w:r>
-        <w:rPr>
-          <w:lang w:val="hi_IN" w:bidi="hi_IN"/>
-        </w:rPr>
-        <w:t>रूपक</w:t>
+        <w:t>देखें: रूपक</w:t>
       </w:r>
       <w:r>
         <w:rPr>
@@ -7365,13 +7233,7 @@
         <w:rPr>
           <w:lang w:val="hi_IN" w:bidi="hi_IN"/>
         </w:rPr>
-        <w:t xml:space="preserve">देखें: </w:t>
-      </w:r>
-      <w:r>
-        <w:rPr>
-          <w:lang w:val="hi_IN" w:bidi="hi_IN"/>
-        </w:rPr>
-        <w:t>रूपक</w:t>
+        <w:t>देखें: रूपक</w:t>
       </w:r>
       <w:r>
         <w:rPr>
@@ -7502,13 +7364,7 @@
         <w:rPr>
           <w:lang w:val="hi_IN" w:bidi="hi_IN"/>
         </w:rPr>
-        <w:t xml:space="preserve">देखें: </w:t>
-      </w:r>
-      <w:r>
-        <w:rPr>
-          <w:lang w:val="hi_IN" w:bidi="hi_IN"/>
-        </w:rPr>
-        <w:t>स्वामित्व</w:t>
+        <w:t>देखें: स्वामित्व</w:t>
       </w:r>
       <w:r>
         <w:rPr>
@@ -7873,13 +7729,7 @@
         <w:rPr>
           <w:lang w:val="hi_IN" w:bidi="hi_IN"/>
         </w:rPr>
-        <w:t xml:space="preserve">देखें: </w:t>
-      </w:r>
-      <w:r>
-        <w:rPr>
-          <w:lang w:val="hi_IN" w:bidi="hi_IN"/>
-        </w:rPr>
-        <w:t>प्रतिन्यास</w:t>
+        <w:t>देखें: प्रतिन्यास</w:t>
       </w:r>
       <w:r>
         <w:rPr>
@@ -8147,13 +7997,7 @@
         <w:rPr>
           <w:lang w:val="hi_IN" w:bidi="hi_IN"/>
         </w:rPr>
-        <w:t xml:space="preserve">देखें: </w:t>
-      </w:r>
-      <w:r>
-        <w:rPr>
-          <w:lang w:val="hi_IN" w:bidi="hi_IN"/>
-        </w:rPr>
-        <w:t>स्वामित्व</w:t>
+        <w:t>देखें: स्वामित्व</w:t>
       </w:r>
       <w:r>
         <w:rPr>
@@ -8284,13 +8128,7 @@
         <w:rPr>
           <w:lang w:val="hi_IN" w:bidi="hi_IN"/>
         </w:rPr>
-        <w:t xml:space="preserve">देखें: </w:t>
-      </w:r>
-      <w:r>
-        <w:rPr>
-          <w:lang w:val="hi_IN" w:bidi="hi_IN"/>
-        </w:rPr>
-        <w:t>रूपक</w:t>
+        <w:t>देखें: रूपक</w:t>
       </w:r>
       <w:r>
         <w:rPr>
@@ -8532,13 +8370,7 @@
         <w:rPr>
           <w:lang w:val="hi_IN" w:bidi="hi_IN"/>
         </w:rPr>
-        <w:t xml:space="preserve">देखें: </w:t>
-      </w:r>
-      <w:r>
-        <w:rPr>
-          <w:lang w:val="hi_IN" w:bidi="hi_IN"/>
-        </w:rPr>
-        <w:t>रूपक</w:t>
+        <w:t>देखें: रूपक</w:t>
       </w:r>
       <w:r>
         <w:rPr>
@@ -8878,13 +8710,7 @@
         <w:rPr>
           <w:lang w:val="hi_IN" w:bidi="hi_IN"/>
         </w:rPr>
-        <w:t xml:space="preserve">देखें: </w:t>
-      </w:r>
-      <w:r>
-        <w:rPr>
-          <w:lang w:val="hi_IN" w:bidi="hi_IN"/>
-        </w:rPr>
-        <w:t>रूपक</w:t>
+        <w:t>देखें: रूपक</w:t>
       </w:r>
       <w:r>
         <w:rPr>
@@ -9028,13 +8854,7 @@
         <w:rPr>
           <w:lang w:val="hi_IN" w:bidi="hi_IN"/>
         </w:rPr>
-        <w:t xml:space="preserve">देखें: </w:t>
-      </w:r>
-      <w:r>
-        <w:rPr>
-          <w:lang w:val="hi_IN" w:bidi="hi_IN"/>
-        </w:rPr>
-        <w:t>मेरिस्म</w:t>
+        <w:t>देखें: मेरिस्म</w:t>
       </w:r>
       <w:r>
         <w:rPr>
@@ -9152,13 +8972,7 @@
         <w:rPr>
           <w:lang w:val="hi_IN" w:bidi="hi_IN"/>
         </w:rPr>
-        <w:t xml:space="preserve">देखें: </w:t>
-      </w:r>
-      <w:r>
-        <w:rPr>
-          <w:lang w:val="hi_IN" w:bidi="hi_IN"/>
-        </w:rPr>
-        <w:t>मेरिस्म</w:t>
+        <w:t>देखें: मेरिस्म</w:t>
       </w:r>
       <w:r>
         <w:rPr>
@@ -9915,13 +9729,7 @@
         <w:rPr>
           <w:lang w:val="hi_IN" w:bidi="hi_IN"/>
         </w:rPr>
-        <w:t xml:space="preserve">देखें: </w:t>
-      </w:r>
-      <w:r>
-        <w:rPr>
-          <w:lang w:val="hi_IN" w:bidi="hi_IN"/>
-        </w:rPr>
-        <w:t>रूपक</w:t>
+        <w:t>देखें: रूपक</w:t>
       </w:r>
       <w:r>
         <w:rPr>
@@ -10065,13 +9873,7 @@
         <w:rPr>
           <w:lang w:val="hi_IN" w:bidi="hi_IN"/>
         </w:rPr>
-        <w:t xml:space="preserve">देखें: </w:t>
-      </w:r>
-      <w:r>
-        <w:rPr>
-          <w:lang w:val="hi_IN" w:bidi="hi_IN"/>
-        </w:rPr>
-        <w:t>रूपक</w:t>
+        <w:t>देखें: रूपक</w:t>
       </w:r>
       <w:r>
         <w:rPr>
@@ -10280,13 +10082,7 @@
         <w:rPr>
           <w:lang w:val="hi_IN" w:bidi="hi_IN"/>
         </w:rPr>
-        <w:t xml:space="preserve">देखें: </w:t>
-      </w:r>
-      <w:r>
-        <w:rPr>
-          <w:lang w:val="hi_IN" w:bidi="hi_IN"/>
-        </w:rPr>
-        <w:t>रूपक</w:t>
+        <w:t>देखें: रूपक</w:t>
       </w:r>
       <w:r>
         <w:rPr>
@@ -10652,13 +10448,7 @@
         <w:rPr>
           <w:lang w:val="hi_IN" w:bidi="hi_IN"/>
         </w:rPr>
-        <w:t xml:space="preserve">देखें: </w:t>
-      </w:r>
-      <w:r>
-        <w:rPr>
-          <w:lang w:val="hi_IN" w:bidi="hi_IN"/>
-        </w:rPr>
-        <w:t>रूपक</w:t>
+        <w:t>देखें: रूपक</w:t>
       </w:r>
       <w:r>
         <w:rPr>
@@ -11050,13 +10840,7 @@
         <w:rPr>
           <w:lang w:val="hi_IN" w:bidi="hi_IN"/>
         </w:rPr>
-        <w:t xml:space="preserve">देखें: </w:t>
-      </w:r>
-      <w:r>
-        <w:rPr>
-          <w:lang w:val="hi_IN" w:bidi="hi_IN"/>
-        </w:rPr>
-        <w:t>रूपक</w:t>
+        <w:t>देखें: रूपक</w:t>
       </w:r>
       <w:r>
         <w:rPr>
@@ -11213,13 +10997,7 @@
         <w:rPr>
           <w:lang w:val="hi_IN" w:bidi="hi_IN"/>
         </w:rPr>
-        <w:t xml:space="preserve">देखें: </w:t>
-      </w:r>
-      <w:r>
-        <w:rPr>
-          <w:lang w:val="hi_IN" w:bidi="hi_IN"/>
-        </w:rPr>
-        <w:t>प्रतिन्यास</w:t>
+        <w:t>देखें: प्रतिन्यास</w:t>
       </w:r>
       <w:r>
         <w:rPr>
@@ -11682,13 +11460,7 @@
         <w:rPr>
           <w:lang w:val="hi_IN" w:bidi="hi_IN"/>
         </w:rPr>
-        <w:t xml:space="preserve">देखें: </w:t>
-      </w:r>
-      <w:r>
-        <w:rPr>
-          <w:lang w:val="hi_IN" w:bidi="hi_IN"/>
-        </w:rPr>
-        <w:t>स्वामित्व</w:t>
+        <w:t>देखें: स्वामित्व</w:t>
       </w:r>
       <w:r>
         <w:rPr>
@@ -11845,13 +11617,7 @@
         <w:rPr>
           <w:lang w:val="hi_IN" w:bidi="hi_IN"/>
         </w:rPr>
-        <w:t xml:space="preserve">देखें: </w:t>
-      </w:r>
-      <w:r>
-        <w:rPr>
-          <w:lang w:val="hi_IN" w:bidi="hi_IN"/>
-        </w:rPr>
-        <w:t>प्रतिन्यास</w:t>
+        <w:t>देखें: प्रतिन्यास</w:t>
       </w:r>
       <w:r>
         <w:rPr>
@@ -12171,13 +11937,7 @@
         <w:rPr>
           <w:lang w:val="hi_IN" w:bidi="hi_IN"/>
         </w:rPr>
-        <w:t xml:space="preserve">देखें: </w:t>
-      </w:r>
-      <w:r>
-        <w:rPr>
-          <w:lang w:val="hi_IN" w:bidi="hi_IN"/>
-        </w:rPr>
-        <w:t>मेरिस्म</w:t>
+        <w:t>देखें: मेरिस्म</w:t>
       </w:r>
       <w:r>
         <w:rPr>
@@ -13065,13 +12825,7 @@
         <w:rPr>
           <w:lang w:val="hi_IN" w:bidi="hi_IN"/>
         </w:rPr>
-        <w:t xml:space="preserve">देखें: </w:t>
-      </w:r>
-      <w:r>
-        <w:rPr>
-          <w:lang w:val="hi_IN" w:bidi="hi_IN"/>
-        </w:rPr>
-        <w:t>प्रतिन्यास</w:t>
+        <w:t>देखें: प्रतिन्यास</w:t>
       </w:r>
       <w:r>
         <w:rPr>
@@ -13202,13 +12956,7 @@
         <w:rPr>
           <w:lang w:val="hi_IN" w:bidi="hi_IN"/>
         </w:rPr>
-        <w:t xml:space="preserve">देखें: </w:t>
-      </w:r>
-      <w:r>
-        <w:rPr>
-          <w:lang w:val="hi_IN" w:bidi="hi_IN"/>
-        </w:rPr>
-        <w:t>स्वामित्व</w:t>
+        <w:t>देखें: स्वामित्व</w:t>
       </w:r>
       <w:r>
         <w:rPr>
@@ -13587,13 +13335,7 @@
         <w:rPr>
           <w:lang w:val="hi_IN" w:bidi="hi_IN"/>
         </w:rPr>
-        <w:t xml:space="preserve">देखें: </w:t>
-      </w:r>
-      <w:r>
-        <w:rPr>
-          <w:lang w:val="hi_IN" w:bidi="hi_IN"/>
-        </w:rPr>
-        <w:t>रूपक</w:t>
+        <w:t>देखें: रूपक</w:t>
       </w:r>
       <w:r>
         <w:rPr>
@@ -13859,13 +13601,7 @@
         <w:rPr>
           <w:lang w:val="hi_IN" w:bidi="hi_IN"/>
         </w:rPr>
-        <w:t xml:space="preserve">देखें: </w:t>
-      </w:r>
-      <w:r>
-        <w:rPr>
-          <w:lang w:val="hi_IN" w:bidi="hi_IN"/>
-        </w:rPr>
-        <w:t>युग्म</w:t>
+        <w:t>देखें: युग्म</w:t>
       </w:r>
       <w:r>
         <w:rPr>
@@ -14257,13 +13993,7 @@
         <w:rPr>
           <w:lang w:val="hi_IN" w:bidi="hi_IN"/>
         </w:rPr>
-        <w:t xml:space="preserve">देखें: </w:t>
-      </w:r>
-      <w:r>
-        <w:rPr>
-          <w:lang w:val="hi_IN" w:bidi="hi_IN"/>
-        </w:rPr>
-        <w:t>युग्म</w:t>
+        <w:t>देखें: युग्म</w:t>
       </w:r>
       <w:r>
         <w:rPr>
@@ -14420,13 +14150,7 @@
         <w:rPr>
           <w:lang w:val="hi_IN" w:bidi="hi_IN"/>
         </w:rPr>
-        <w:t xml:space="preserve">देखें: </w:t>
-      </w:r>
-      <w:r>
-        <w:rPr>
-          <w:lang w:val="hi_IN" w:bidi="hi_IN"/>
-        </w:rPr>
-        <w:t>रूपक</w:t>
+        <w:t>देखें: रूपक</w:t>
       </w:r>
       <w:r>
         <w:rPr>
@@ -14531,13 +14255,7 @@
         <w:rPr>
           <w:lang w:val="hi_IN" w:bidi="hi_IN"/>
         </w:rPr>
-        <w:t xml:space="preserve">देखें: </w:t>
-      </w:r>
-      <w:r>
-        <w:rPr>
-          <w:lang w:val="hi_IN" w:bidi="hi_IN"/>
-        </w:rPr>
-        <w:t>स्वामित्व</w:t>
+        <w:t>देखें: स्वामित्व</w:t>
       </w:r>
       <w:r>
         <w:rPr>
@@ -14968,13 +14686,7 @@
         <w:rPr>
           <w:lang w:val="hi_IN" w:bidi="hi_IN"/>
         </w:rPr>
-        <w:t xml:space="preserve">देखें: </w:t>
-      </w:r>
-      <w:r>
-        <w:rPr>
-          <w:lang w:val="hi_IN" w:bidi="hi_IN"/>
-        </w:rPr>
-        <w:t>अतिशयोक्ति</w:t>
+        <w:t>देखें: अतिशयोक्ति</w:t>
       </w:r>
       <w:r>
         <w:rPr>
@@ -15268,13 +14980,7 @@
         <w:rPr>
           <w:lang w:val="hi_IN" w:bidi="hi_IN"/>
         </w:rPr>
-        <w:t xml:space="preserve">देखें: </w:t>
-      </w:r>
-      <w:r>
-        <w:rPr>
-          <w:lang w:val="hi_IN" w:bidi="hi_IN"/>
-        </w:rPr>
-        <w:t>व्यक्तित्व</w:t>
+        <w:t>देखें: व्यक्तित्व</w:t>
       </w:r>
       <w:r>
         <w:rPr>
@@ -15659,13 +15365,7 @@
         <w:rPr>
           <w:lang w:val="hi_IN" w:bidi="hi_IN"/>
         </w:rPr>
-        <w:t xml:space="preserve">देखें: </w:t>
-      </w:r>
-      <w:r>
-        <w:rPr>
-          <w:lang w:val="hi_IN" w:bidi="hi_IN"/>
-        </w:rPr>
-        <w:t>रूपक</w:t>
+        <w:t>देखें: रूपक</w:t>
       </w:r>
       <w:r>
         <w:rPr>
@@ -15972,13 +15672,7 @@
         <w:rPr>
           <w:lang w:val="hi_IN" w:bidi="hi_IN"/>
         </w:rPr>
-        <w:t xml:space="preserve">देखें: </w:t>
-      </w:r>
-      <w:r>
-        <w:rPr>
-          <w:lang w:val="hi_IN" w:bidi="hi_IN"/>
-        </w:rPr>
-        <w:t>स्वामित्व</w:t>
+        <w:t>देखें: स्वामित्व</w:t>
       </w:r>
       <w:r>
         <w:rPr>
@@ -16148,13 +15842,7 @@
         <w:rPr>
           <w:lang w:val="hi_IN" w:bidi="hi_IN"/>
         </w:rPr>
-        <w:t xml:space="preserve">देखें: </w:t>
-      </w:r>
-      <w:r>
-        <w:rPr>
-          <w:lang w:val="hi_IN" w:bidi="hi_IN"/>
-        </w:rPr>
-        <w:t>रूपक</w:t>
+        <w:t>देखें: रूपक</w:t>
       </w:r>
       <w:r>
         <w:rPr>
@@ -16507,13 +16195,7 @@
         <w:rPr>
           <w:lang w:val="hi_IN" w:bidi="hi_IN"/>
         </w:rPr>
-        <w:t xml:space="preserve">देखें: </w:t>
-      </w:r>
-      <w:r>
-        <w:rPr>
-          <w:lang w:val="hi_IN" w:bidi="hi_IN"/>
-        </w:rPr>
-        <w:t>स्वामित्व</w:t>
+        <w:t>देखें: स्वामित्व</w:t>
       </w:r>
       <w:r>
         <w:rPr>
@@ -16716,13 +16398,7 @@
         <w:rPr>
           <w:lang w:val="hi_IN" w:bidi="hi_IN"/>
         </w:rPr>
-        <w:t xml:space="preserve">देखें: </w:t>
-      </w:r>
-      <w:r>
-        <w:rPr>
-          <w:lang w:val="hi_IN" w:bidi="hi_IN"/>
-        </w:rPr>
-        <w:t>स्वामित्व</w:t>
+        <w:t>देखें: स्वामित्व</w:t>
       </w:r>
       <w:r>
         <w:rPr>
@@ -16840,13 +16516,7 @@
         <w:rPr>
           <w:lang w:val="hi_IN" w:bidi="hi_IN"/>
         </w:rPr>
-        <w:t xml:space="preserve">देखें: </w:t>
-      </w:r>
-      <w:r>
-        <w:rPr>
-          <w:lang w:val="hi_IN" w:bidi="hi_IN"/>
-        </w:rPr>
-        <w:t>प्रतिन्यास</w:t>
+        <w:t>देखें: प्रतिन्यास</w:t>
       </w:r>
       <w:r>
         <w:rPr>
@@ -17915,13 +17585,7 @@
         <w:rPr>
           <w:lang w:val="hi_IN" w:bidi="hi_IN"/>
         </w:rPr>
-        <w:t xml:space="preserve">देखें: </w:t>
-      </w:r>
-      <w:r>
-        <w:rPr>
-          <w:lang w:val="hi_IN" w:bidi="hi_IN"/>
-        </w:rPr>
-        <w:t>रूपक</w:t>
+        <w:t>देखें: रूपक</w:t>
       </w:r>
       <w:r>
         <w:rPr>
@@ -18156,13 +17820,7 @@
         <w:rPr>
           <w:lang w:val="hi_IN" w:bidi="hi_IN"/>
         </w:rPr>
-        <w:t xml:space="preserve">देखें: </w:t>
-      </w:r>
-      <w:r>
-        <w:rPr>
-          <w:lang w:val="hi_IN" w:bidi="hi_IN"/>
-        </w:rPr>
-        <w:t>स्वामित्व</w:t>
+        <w:t>देखें: स्वामित्व</w:t>
       </w:r>
       <w:r>
         <w:rPr>
@@ -18547,13 +18205,7 @@
         <w:rPr>
           <w:lang w:val="hi_IN" w:bidi="hi_IN"/>
         </w:rPr>
-        <w:t xml:space="preserve">देखें: </w:t>
-      </w:r>
-      <w:r>
-        <w:rPr>
-          <w:lang w:val="hi_IN" w:bidi="hi_IN"/>
-        </w:rPr>
-        <w:t>रूपक</w:t>
+        <w:t>देखें: रूपक</w:t>
       </w:r>
       <w:r>
         <w:rPr>
@@ -18671,13 +18323,7 @@
         <w:rPr>
           <w:lang w:val="hi_IN" w:bidi="hi_IN"/>
         </w:rPr>
-        <w:t xml:space="preserve">देखें: </w:t>
-      </w:r>
-      <w:r>
-        <w:rPr>
-          <w:lang w:val="hi_IN" w:bidi="hi_IN"/>
-        </w:rPr>
-        <w:t>स्वामित्व</w:t>
+        <w:t>देखें: स्वामित्व</w:t>
       </w:r>
       <w:r>
         <w:rPr>
@@ -19369,13 +19015,7 @@
         <w:rPr>
           <w:lang w:val="hi_IN" w:bidi="hi_IN"/>
         </w:rPr>
-        <w:t xml:space="preserve">देखें: </w:t>
-      </w:r>
-      <w:r>
-        <w:rPr>
-          <w:lang w:val="hi_IN" w:bidi="hi_IN"/>
-        </w:rPr>
-        <w:t>अतिशयोक्ति</w:t>
+        <w:t>देखें: अतिशयोक्ति</w:t>
       </w:r>
       <w:r>
         <w:rPr>
@@ -19904,13 +19544,7 @@
         <w:rPr>
           <w:lang w:val="hi_IN" w:bidi="hi_IN"/>
         </w:rPr>
-        <w:t xml:space="preserve">देखें: </w:t>
-      </w:r>
-      <w:r>
-        <w:rPr>
-          <w:lang w:val="hi_IN" w:bidi="hi_IN"/>
-        </w:rPr>
-        <w:t>युग्म</w:t>
+        <w:t>देखें: युग्म</w:t>
       </w:r>
       <w:r>
         <w:rPr>
@@ -20039,13 +19673,7 @@
         <w:rPr>
           <w:lang w:val="hi_IN" w:bidi="hi_IN"/>
         </w:rPr>
-        <w:t xml:space="preserve">देखें: </w:t>
-      </w:r>
-      <w:r>
-        <w:rPr>
-          <w:lang w:val="hi_IN" w:bidi="hi_IN"/>
-        </w:rPr>
-        <w:t>युग्म</w:t>
+        <w:t>देखें: युग्म</w:t>
       </w:r>
       <w:r>
         <w:rPr>
@@ -20585,13 +20213,7 @@
         <w:rPr>
           <w:lang w:val="hi_IN" w:bidi="hi_IN"/>
         </w:rPr>
-        <w:t xml:space="preserve">देखें: </w:t>
-      </w:r>
-      <w:r>
-        <w:rPr>
-          <w:lang w:val="hi_IN" w:bidi="hi_IN"/>
-        </w:rPr>
-        <w:t>रूपक</w:t>
+        <w:t>देखें: रूपक</w:t>
       </w:r>
       <w:r>
         <w:rPr>
@@ -21251,13 +20873,7 @@
         <w:rPr>
           <w:lang w:val="hi_IN" w:bidi="hi_IN"/>
         </w:rPr>
-        <w:t xml:space="preserve">देखें: </w:t>
-      </w:r>
-      <w:r>
-        <w:rPr>
-          <w:lang w:val="hi_IN" w:bidi="hi_IN"/>
-        </w:rPr>
-        <w:t>मुहावरा</w:t>
+        <w:t>देखें: मुहावरा</w:t>
       </w:r>
       <w:r>
         <w:rPr>
@@ -21850,13 +21466,7 @@
         <w:rPr>
           <w:lang w:val="hi_IN" w:bidi="hi_IN"/>
         </w:rPr>
-        <w:t xml:space="preserve">देखें: </w:t>
-      </w:r>
-      <w:r>
-        <w:rPr>
-          <w:lang w:val="hi_IN" w:bidi="hi_IN"/>
-        </w:rPr>
-        <w:t>संकेतन</w:t>
+        <w:t>देखें: संकेतन</w:t>
       </w:r>
       <w:r>
         <w:rPr>
@@ -22013,13 +21623,7 @@
         <w:rPr>
           <w:lang w:val="hi_IN" w:bidi="hi_IN"/>
         </w:rPr>
-        <w:t xml:space="preserve">देखें: </w:t>
-      </w:r>
-      <w:r>
-        <w:rPr>
-          <w:lang w:val="hi_IN" w:bidi="hi_IN"/>
-        </w:rPr>
-        <w:t>रूपक</w:t>
+        <w:t>देखें: रूपक</w:t>
       </w:r>
       <w:r>
         <w:rPr>
@@ -22163,13 +21767,7 @@
         <w:rPr>
           <w:lang w:val="hi_IN" w:bidi="hi_IN"/>
         </w:rPr>
-        <w:t xml:space="preserve">देखें: </w:t>
-      </w:r>
-      <w:r>
-        <w:rPr>
-          <w:lang w:val="hi_IN" w:bidi="hi_IN"/>
-        </w:rPr>
-        <w:t>स्वामित्व</w:t>
+        <w:t>देखें: स्वामित्व</w:t>
       </w:r>
       <w:r>
         <w:rPr>
@@ -22476,13 +22074,7 @@
         <w:rPr>
           <w:lang w:val="hi_IN" w:bidi="hi_IN"/>
         </w:rPr>
-        <w:t xml:space="preserve">देखें: </w:t>
-      </w:r>
-      <w:r>
-        <w:rPr>
-          <w:lang w:val="hi_IN" w:bidi="hi_IN"/>
-        </w:rPr>
-        <w:t>युग्म</w:t>
+        <w:t>देखें: युग्म</w:t>
       </w:r>
       <w:r>
         <w:rPr>
@@ -22626,13 +22218,7 @@
         <w:rPr>
           <w:lang w:val="hi_IN" w:bidi="hi_IN"/>
         </w:rPr>
-        <w:t xml:space="preserve">देखें: </w:t>
-      </w:r>
-      <w:r>
-        <w:rPr>
-          <w:lang w:val="hi_IN" w:bidi="hi_IN"/>
-        </w:rPr>
-        <w:t>स्वामित्व</w:t>
+        <w:t>देखें: स्वामित्व</w:t>
       </w:r>
       <w:r>
         <w:rPr>
@@ -22776,13 +22362,7 @@
         <w:rPr>
           <w:lang w:val="hi_IN" w:bidi="hi_IN"/>
         </w:rPr>
-        <w:t xml:space="preserve">देखें: </w:t>
-      </w:r>
-      <w:r>
-        <w:rPr>
-          <w:lang w:val="hi_IN" w:bidi="hi_IN"/>
-        </w:rPr>
-        <w:t>स्वामित्व</w:t>
+        <w:t>देखें: स्वामित्व</w:t>
       </w:r>
       <w:r>
         <w:rPr>
@@ -22998,13 +22578,7 @@
         <w:rPr>
           <w:lang w:val="hi_IN" w:bidi="hi_IN"/>
         </w:rPr>
-        <w:t xml:space="preserve">देखें: </w:t>
-      </w:r>
-      <w:r>
-        <w:rPr>
-          <w:lang w:val="hi_IN" w:bidi="hi_IN"/>
-        </w:rPr>
-        <w:t>रूपक</w:t>
+        <w:t>देखें: रूपक</w:t>
       </w:r>
       <w:r>
         <w:rPr>
@@ -23161,13 +22735,7 @@
         <w:rPr>
           <w:lang w:val="hi_IN" w:bidi="hi_IN"/>
         </w:rPr>
-        <w:t xml:space="preserve">देखें: </w:t>
-      </w:r>
-      <w:r>
-        <w:rPr>
-          <w:lang w:val="hi_IN" w:bidi="hi_IN"/>
-        </w:rPr>
-        <w:t>स्वामित्व</w:t>
+        <w:t>देखें: स्वामित्व</w:t>
       </w:r>
       <w:r>
         <w:rPr>
@@ -23435,13 +23003,7 @@
         <w:rPr>
           <w:lang w:val="hi_IN" w:bidi="hi_IN"/>
         </w:rPr>
-        <w:t xml:space="preserve">देखें: </w:t>
-      </w:r>
-      <w:r>
-        <w:rPr>
-          <w:lang w:val="hi_IN" w:bidi="hi_IN"/>
-        </w:rPr>
-        <w:t>युग्म</w:t>
+        <w:t>देखें: युग्म</w:t>
       </w:r>
       <w:r>
         <w:rPr>
@@ -24196,13 +23758,7 @@
         <w:rPr>
           <w:lang w:val="hi_IN" w:bidi="hi_IN"/>
         </w:rPr>
-        <w:t xml:space="preserve">देखें: </w:t>
-      </w:r>
-      <w:r>
-        <w:rPr>
-          <w:lang w:val="hi_IN" w:bidi="hi_IN"/>
-        </w:rPr>
-        <w:t>मुहावरा</w:t>
+        <w:t>देखें: मुहावरा</w:t>
       </w:r>
       <w:r>
         <w:rPr>
@@ -24444,13 +24000,7 @@
         <w:rPr>
           <w:lang w:val="hi_IN" w:bidi="hi_IN"/>
         </w:rPr>
-        <w:t xml:space="preserve">देखें: </w:t>
-      </w:r>
-      <w:r>
-        <w:rPr>
-          <w:lang w:val="hi_IN" w:bidi="hi_IN"/>
-        </w:rPr>
-        <w:t>मुहावरा</w:t>
+        <w:t>देखें: मुहावरा</w:t>
       </w:r>
       <w:r>
         <w:rPr>
@@ -24874,13 +24424,7 @@
         <w:rPr>
           <w:lang w:val="hi_IN" w:bidi="hi_IN"/>
         </w:rPr>
-        <w:t xml:space="preserve">देखें: </w:t>
-      </w:r>
-      <w:r>
-        <w:rPr>
-          <w:lang w:val="hi_IN" w:bidi="hi_IN"/>
-        </w:rPr>
-        <w:t>हेंडियाडिस</w:t>
+        <w:t>देखें: हेंडियाडिस</w:t>
       </w:r>
       <w:r>
         <w:rPr>
@@ -25148,13 +24692,7 @@
         <w:rPr>
           <w:lang w:val="hi_IN" w:bidi="hi_IN"/>
         </w:rPr>
-        <w:t xml:space="preserve">देखें: </w:t>
-      </w:r>
-      <w:r>
-        <w:rPr>
-          <w:lang w:val="hi_IN" w:bidi="hi_IN"/>
-        </w:rPr>
-        <w:t>स्वामित्व</w:t>
+        <w:t>देखें: स्वामित्व</w:t>
       </w:r>
       <w:r>
         <w:rPr>
@@ -25669,13 +25207,7 @@
         <w:rPr>
           <w:lang w:val="hi_IN" w:bidi="hi_IN"/>
         </w:rPr>
-        <w:t xml:space="preserve">देखें: </w:t>
-      </w:r>
-      <w:r>
-        <w:rPr>
-          <w:lang w:val="hi_IN" w:bidi="hi_IN"/>
-        </w:rPr>
-        <w:t>रूपक</w:t>
+        <w:t>देखें: रूपक</w:t>
       </w:r>
       <w:r>
         <w:rPr>
@@ -25806,13 +25338,7 @@
         <w:rPr>
           <w:lang w:val="hi_IN" w:bidi="hi_IN"/>
         </w:rPr>
-        <w:t xml:space="preserve">देखें: </w:t>
-      </w:r>
-      <w:r>
-        <w:rPr>
-          <w:lang w:val="hi_IN" w:bidi="hi_IN"/>
-        </w:rPr>
-        <w:t>रूपक</w:t>
+        <w:t>देखें: रूपक</w:t>
       </w:r>
       <w:r>
         <w:rPr>
@@ -26177,13 +25703,7 @@
         <w:rPr>
           <w:lang w:val="hi_IN" w:bidi="hi_IN"/>
         </w:rPr>
-        <w:t xml:space="preserve">देखें: </w:t>
-      </w:r>
-      <w:r>
-        <w:rPr>
-          <w:lang w:val="hi_IN" w:bidi="hi_IN"/>
-        </w:rPr>
-        <w:t>रूपक</w:t>
+        <w:t>देखें: रूपक</w:t>
       </w:r>
       <w:r>
         <w:rPr>
@@ -26288,13 +25808,7 @@
         <w:rPr>
           <w:lang w:val="hi_IN" w:bidi="hi_IN"/>
         </w:rPr>
-        <w:t xml:space="preserve">देखें: </w:t>
-      </w:r>
-      <w:r>
-        <w:rPr>
-          <w:lang w:val="hi_IN" w:bidi="hi_IN"/>
-        </w:rPr>
-        <w:t>रूपक</w:t>
+        <w:t>देखें: रूपक</w:t>
       </w:r>
       <w:r>
         <w:rPr>
@@ -26892,13 +26406,7 @@
         <w:rPr>
           <w:lang w:val="hi_IN" w:bidi="hi_IN"/>
         </w:rPr>
-        <w:t xml:space="preserve">देखें: </w:t>
-      </w:r>
-      <w:r>
-        <w:rPr>
-          <w:lang w:val="hi_IN" w:bidi="hi_IN"/>
-        </w:rPr>
-        <w:t>मुहावरा</w:t>
+        <w:t>देखें: मुहावरा</w:t>
       </w:r>
       <w:r>
         <w:rPr>
@@ -27003,13 +26511,7 @@
         <w:rPr>
           <w:lang w:val="hi_IN" w:bidi="hi_IN"/>
         </w:rPr>
-        <w:t xml:space="preserve">देखें: </w:t>
-      </w:r>
-      <w:r>
-        <w:rPr>
-          <w:lang w:val="hi_IN" w:bidi="hi_IN"/>
-        </w:rPr>
-        <w:t>रूपक</w:t>
+        <w:t>देखें: रूपक</w:t>
       </w:r>
       <w:r>
         <w:rPr>
@@ -27166,13 +26668,7 @@
         <w:rPr>
           <w:lang w:val="hi_IN" w:bidi="hi_IN"/>
         </w:rPr>
-        <w:t xml:space="preserve">देखें: </w:t>
-      </w:r>
-      <w:r>
-        <w:rPr>
-          <w:lang w:val="hi_IN" w:bidi="hi_IN"/>
-        </w:rPr>
-        <w:t>हेंडियाडिस</w:t>
+        <w:t>देखें: हेंडियाडिस</w:t>
       </w:r>
       <w:r>
         <w:rPr>
@@ -27401,13 +26897,7 @@
         <w:rPr>
           <w:lang w:val="hi_IN" w:bidi="hi_IN"/>
         </w:rPr>
-        <w:t xml:space="preserve">देखें: </w:t>
-      </w:r>
-      <w:r>
-        <w:rPr>
-          <w:lang w:val="hi_IN" w:bidi="hi_IN"/>
-        </w:rPr>
-        <w:t>रूपक</w:t>
+        <w:t>देखें: रूपक</w:t>
       </w:r>
       <w:r>
         <w:rPr>
@@ -28018,13 +27508,7 @@
         <w:rPr>
           <w:lang w:val="hi_IN" w:bidi="hi_IN"/>
         </w:rPr>
-        <w:t xml:space="preserve">देखें: </w:t>
-      </w:r>
-      <w:r>
-        <w:rPr>
-          <w:lang w:val="hi_IN" w:bidi="hi_IN"/>
-        </w:rPr>
-        <w:t>रूपक</w:t>
+        <w:t>देखें: रूपक</w:t>
       </w:r>
       <w:r>
         <w:rPr>
@@ -28414,13 +27898,7 @@
         <w:rPr>
           <w:lang w:val="hi_IN" w:bidi="hi_IN"/>
         </w:rPr>
-        <w:t xml:space="preserve">देखें: </w:t>
-      </w:r>
-      <w:r>
-        <w:rPr>
-          <w:lang w:val="hi_IN" w:bidi="hi_IN"/>
-        </w:rPr>
-        <w:t>रूपक</w:t>
+        <w:t>देखें: रूपक</w:t>
       </w:r>
       <w:r>
         <w:rPr>
@@ -28649,13 +28127,7 @@
         <w:rPr>
           <w:lang w:val="hi_IN" w:bidi="hi_IN"/>
         </w:rPr>
-        <w:t xml:space="preserve">देखें: </w:t>
-      </w:r>
-      <w:r>
-        <w:rPr>
-          <w:lang w:val="hi_IN" w:bidi="hi_IN"/>
-        </w:rPr>
-        <w:t>रूपक</w:t>
+        <w:t>देखें: रूपक</w:t>
       </w:r>
       <w:r>
         <w:rPr>
@@ -29059,13 +28531,7 @@
         <w:rPr>
           <w:lang w:val="hi_IN" w:bidi="hi_IN"/>
         </w:rPr>
-        <w:t xml:space="preserve">देखें: </w:t>
-      </w:r>
-      <w:r>
-        <w:rPr>
-          <w:lang w:val="hi_IN" w:bidi="hi_IN"/>
-        </w:rPr>
-        <w:t>बाइबिल की चित्रण — Extended रूपकs</w:t>
+        <w:t>देखें: बाइबिल की चित्रण — Extended रूपकs</w:t>
       </w:r>
       <w:r>
         <w:rPr>
@@ -29470,13 +28936,7 @@
         <w:rPr>
           <w:lang w:val="hi_IN" w:bidi="hi_IN"/>
         </w:rPr>
-        <w:t xml:space="preserve">देखें: </w:t>
-      </w:r>
-      <w:r>
-        <w:rPr>
-          <w:lang w:val="hi_IN" w:bidi="hi_IN"/>
-        </w:rPr>
-        <w:t>स्वामित्व</w:t>
+        <w:t>देखें: स्वामित्व</w:t>
       </w:r>
       <w:r>
         <w:rPr>
@@ -29620,13 +29080,7 @@
         <w:rPr>
           <w:lang w:val="hi_IN" w:bidi="hi_IN"/>
         </w:rPr>
-        <w:t xml:space="preserve">देखें: </w:t>
-      </w:r>
-      <w:r>
-        <w:rPr>
-          <w:lang w:val="hi_IN" w:bidi="hi_IN"/>
-        </w:rPr>
-        <w:t>प्रतिन्यास</w:t>
+        <w:t>देखें: प्रतिन्यास</w:t>
       </w:r>
       <w:r>
         <w:rPr>
@@ -29783,13 +29237,7 @@
         <w:rPr>
           <w:lang w:val="hi_IN" w:bidi="hi_IN"/>
         </w:rPr>
-        <w:t xml:space="preserve">देखें: </w:t>
-      </w:r>
-      <w:r>
-        <w:rPr>
-          <w:lang w:val="hi_IN" w:bidi="hi_IN"/>
-        </w:rPr>
-        <w:t>रूपक</w:t>
+        <w:t>देखें: रूपक</w:t>
       </w:r>
       <w:r>
         <w:rPr>
@@ -29907,13 +29355,7 @@
         <w:rPr>
           <w:lang w:val="hi_IN" w:bidi="hi_IN"/>
         </w:rPr>
-        <w:t xml:space="preserve">देखें: </w:t>
-      </w:r>
-      <w:r>
-        <w:rPr>
-          <w:lang w:val="hi_IN" w:bidi="hi_IN"/>
-        </w:rPr>
-        <w:t>संकेतन</w:t>
+        <w:t>देखें: संकेतन</w:t>
       </w:r>
       <w:r>
         <w:rPr>
@@ -30181,13 +29623,7 @@
         <w:rPr>
           <w:lang w:val="hi_IN" w:bidi="hi_IN"/>
         </w:rPr>
-        <w:t xml:space="preserve">देखें: </w:t>
-      </w:r>
-      <w:r>
-        <w:rPr>
-          <w:lang w:val="hi_IN" w:bidi="hi_IN"/>
-        </w:rPr>
-        <w:t>रूपक</w:t>
+        <w:t>देखें: रूपक</w:t>
       </w:r>
       <w:r>
         <w:rPr>
@@ -30416,13 +29852,7 @@
         <w:rPr>
           <w:lang w:val="hi_IN" w:bidi="hi_IN"/>
         </w:rPr>
-        <w:t xml:space="preserve">देखें: </w:t>
-      </w:r>
-      <w:r>
-        <w:rPr>
-          <w:lang w:val="hi_IN" w:bidi="hi_IN"/>
-        </w:rPr>
-        <w:t>मुहावरा</w:t>
+        <w:t>देखें: मुहावरा</w:t>
       </w:r>
       <w:r>
         <w:rPr>
@@ -30905,13 +30335,7 @@
         <w:rPr>
           <w:lang w:val="hi_IN" w:bidi="hi_IN"/>
         </w:rPr>
-        <w:t xml:space="preserve">देखें: </w:t>
-      </w:r>
-      <w:r>
-        <w:rPr>
-          <w:lang w:val="hi_IN" w:bidi="hi_IN"/>
-        </w:rPr>
-        <w:t>सर्वनाम — When to Use Them</w:t>
+        <w:t>देखें: सर्वनाम — When to Use Them</w:t>
       </w:r>
       <w:r>
         <w:rPr>
@@ -31218,13 +30642,7 @@
         <w:rPr>
           <w:lang w:val="hi_IN" w:bidi="hi_IN"/>
         </w:rPr>
-        <w:t xml:space="preserve">देखें: </w:t>
-      </w:r>
-      <w:r>
-        <w:rPr>
-          <w:lang w:val="hi_IN" w:bidi="hi_IN"/>
-        </w:rPr>
-        <w:t>रूपक</w:t>
+        <w:t>देखें: रूपक</w:t>
       </w:r>
       <w:r>
         <w:rPr>
@@ -31472,13 +30890,7 @@
         <w:rPr>
           <w:lang w:val="hi_IN" w:bidi="hi_IN"/>
         </w:rPr>
-        <w:t xml:space="preserve">देखें: </w:t>
-      </w:r>
-      <w:r>
-        <w:rPr>
-          <w:lang w:val="hi_IN" w:bidi="hi_IN"/>
-        </w:rPr>
-        <w:t>रूपक</w:t>
+        <w:t>देखें: रूपक</w:t>
       </w:r>
       <w:r>
         <w:rPr>
@@ -31854,13 +31266,7 @@
         <w:rPr>
           <w:lang w:val="hi_IN" w:bidi="hi_IN"/>
         </w:rPr>
-        <w:t xml:space="preserve">देखें: </w:t>
-      </w:r>
-      <w:r>
-        <w:rPr>
-          <w:lang w:val="hi_IN" w:bidi="hi_IN"/>
-        </w:rPr>
-        <w:t>स्वामित्व</w:t>
+        <w:t>देखें: स्वामित्व</w:t>
       </w:r>
       <w:r>
         <w:rPr>
@@ -31965,13 +31371,7 @@
         <w:rPr>
           <w:lang w:val="hi_IN" w:bidi="hi_IN"/>
         </w:rPr>
-        <w:t xml:space="preserve">देखें: </w:t>
-      </w:r>
-      <w:r>
-        <w:rPr>
-          <w:lang w:val="hi_IN" w:bidi="hi_IN"/>
-        </w:rPr>
-        <w:t>रूपक</w:t>
+        <w:t>देखें: रूपक</w:t>
       </w:r>
       <w:r>
         <w:rPr>
@@ -32102,13 +31502,7 @@
         <w:rPr>
           <w:lang w:val="hi_IN" w:bidi="hi_IN"/>
         </w:rPr>
-        <w:t xml:space="preserve">देखें: </w:t>
-      </w:r>
-      <w:r>
-        <w:rPr>
-          <w:lang w:val="hi_IN" w:bidi="hi_IN"/>
-        </w:rPr>
-        <w:t>सर्वनाम — When to Use Them</w:t>
+        <w:t>देखें: सर्वनाम — When to Use Them</w:t>
       </w:r>
       <w:r>
         <w:rPr>
@@ -32226,13 +31620,7 @@
         <w:rPr>
           <w:lang w:val="hi_IN" w:bidi="hi_IN"/>
         </w:rPr>
-        <w:t xml:space="preserve">देखें: </w:t>
-      </w:r>
-      <w:r>
-        <w:rPr>
-          <w:lang w:val="hi_IN" w:bidi="hi_IN"/>
-        </w:rPr>
-        <w:t>रूपक</w:t>
+        <w:t>देखें: रूपक</w:t>
       </w:r>
       <w:r>
         <w:rPr>
@@ -32389,13 +31777,7 @@
         <w:rPr>
           <w:lang w:val="hi_IN" w:bidi="hi_IN"/>
         </w:rPr>
-        <w:t xml:space="preserve">देखें: </w:t>
-      </w:r>
-      <w:r>
-        <w:rPr>
-          <w:lang w:val="hi_IN" w:bidi="hi_IN"/>
-        </w:rPr>
-        <w:t>युग्म</w:t>
+        <w:t>देखें: युग्म</w:t>
       </w:r>
       <w:r>
         <w:rPr>
@@ -32539,13 +31921,7 @@
         <w:rPr>
           <w:lang w:val="hi_IN" w:bidi="hi_IN"/>
         </w:rPr>
-        <w:t xml:space="preserve">देखें: </w:t>
-      </w:r>
-      <w:r>
-        <w:rPr>
-          <w:lang w:val="hi_IN" w:bidi="hi_IN"/>
-        </w:rPr>
-        <w:t>रूपक</w:t>
+        <w:t>देखें: रूपक</w:t>
       </w:r>
       <w:r>
         <w:rPr>
@@ -32689,13 +32065,7 @@
         <w:rPr>
           <w:lang w:val="hi_IN" w:bidi="hi_IN"/>
         </w:rPr>
-        <w:t xml:space="preserve">देखें: </w:t>
-      </w:r>
-      <w:r>
-        <w:rPr>
-          <w:lang w:val="hi_IN" w:bidi="hi_IN"/>
-        </w:rPr>
-        <w:t>रूपक</w:t>
+        <w:t>देखें: रूपक</w:t>
       </w:r>
       <w:r>
         <w:rPr>
@@ -32839,13 +32209,7 @@
         <w:rPr>
           <w:lang w:val="hi_IN" w:bidi="hi_IN"/>
         </w:rPr>
-        <w:t xml:space="preserve">देखें: </w:t>
-      </w:r>
-      <w:r>
-        <w:rPr>
-          <w:lang w:val="hi_IN" w:bidi="hi_IN"/>
-        </w:rPr>
-        <w:t>रूपक</w:t>
+        <w:t>देखें: रूपक</w:t>
       </w:r>
       <w:r>
         <w:rPr>
@@ -33572,13 +32936,7 @@
         <w:rPr>
           <w:lang w:val="hi_IN" w:bidi="hi_IN"/>
         </w:rPr>
-        <w:t xml:space="preserve">देखें: </w:t>
-      </w:r>
-      <w:r>
-        <w:rPr>
-          <w:lang w:val="hi_IN" w:bidi="hi_IN"/>
-        </w:rPr>
-        <w:t>प्रतिन्यास</w:t>
+        <w:t>देखें: प्रतिन्यास</w:t>
       </w:r>
       <w:r>
         <w:rPr>
@@ -33748,13 +33106,7 @@
         <w:rPr>
           <w:lang w:val="hi_IN" w:bidi="hi_IN"/>
         </w:rPr>
-        <w:t xml:space="preserve">देखें: </w:t>
-      </w:r>
-      <w:r>
-        <w:rPr>
-          <w:lang w:val="hi_IN" w:bidi="hi_IN"/>
-        </w:rPr>
-        <w:t>रूपक</w:t>
+        <w:t>देखें: रूपक</w:t>
       </w:r>
       <w:r>
         <w:rPr>
@@ -33885,13 +33237,7 @@
         <w:rPr>
           <w:lang w:val="hi_IN" w:bidi="hi_IN"/>
         </w:rPr>
-        <w:t xml:space="preserve">देखें: </w:t>
-      </w:r>
-      <w:r>
-        <w:rPr>
-          <w:lang w:val="hi_IN" w:bidi="hi_IN"/>
-        </w:rPr>
-        <w:t>स्वामित्व</w:t>
+        <w:t>देखें: स्वामित्व</w:t>
       </w:r>
       <w:r>
         <w:rPr>
@@ -34198,13 +33544,7 @@
         <w:rPr>
           <w:lang w:val="hi_IN" w:bidi="hi_IN"/>
         </w:rPr>
-        <w:t xml:space="preserve">देखें: </w:t>
-      </w:r>
-      <w:r>
-        <w:rPr>
-          <w:lang w:val="hi_IN" w:bidi="hi_IN"/>
-        </w:rPr>
-        <w:t>स्वामित्व</w:t>
+        <w:t>देखें: स्वामित्व</w:t>
       </w:r>
       <w:r>
         <w:rPr>
@@ -34634,13 +33974,7 @@
         <w:rPr>
           <w:lang w:val="hi_IN" w:bidi="hi_IN"/>
         </w:rPr>
-        <w:t xml:space="preserve">देखें: </w:t>
-      </w:r>
-      <w:r>
-        <w:rPr>
-          <w:lang w:val="hi_IN" w:bidi="hi_IN"/>
-        </w:rPr>
-        <w:t>रूपक</w:t>
+        <w:t>देखें: रूपक</w:t>
       </w:r>
       <w:r>
         <w:rPr>
@@ -34869,13 +34203,7 @@
         <w:rPr>
           <w:lang w:val="hi_IN" w:bidi="hi_IN"/>
         </w:rPr>
-        <w:t xml:space="preserve">देखें: </w:t>
-      </w:r>
-      <w:r>
-        <w:rPr>
-          <w:lang w:val="hi_IN" w:bidi="hi_IN"/>
-        </w:rPr>
-        <w:t>स्वामित्व</w:t>
+        <w:t>देखें: स्वामित्व</w:t>
       </w:r>
       <w:r>
         <w:rPr>
@@ -35006,13 +34334,7 @@
         <w:rPr>
           <w:lang w:val="hi_IN" w:bidi="hi_IN"/>
         </w:rPr>
-        <w:t xml:space="preserve">देखें: </w:t>
-      </w:r>
-      <w:r>
-        <w:rPr>
-          <w:lang w:val="hi_IN" w:bidi="hi_IN"/>
-        </w:rPr>
-        <w:t>रूपक</w:t>
+        <w:t>देखें: रूपक</w:t>
       </w:r>
       <w:r>
         <w:rPr>
@@ -35326,13 +34648,7 @@
         <w:rPr>
           <w:lang w:val="hi_IN" w:bidi="hi_IN"/>
         </w:rPr>
-        <w:t xml:space="preserve">देखें: </w:t>
-      </w:r>
-      <w:r>
-        <w:rPr>
-          <w:lang w:val="hi_IN" w:bidi="hi_IN"/>
-        </w:rPr>
-        <w:t>रूपक</w:t>
+        <w:t>देखें: रूपक</w:t>
       </w:r>
       <w:r>
         <w:rPr>
@@ -35561,13 +34877,7 @@
         <w:rPr>
           <w:lang w:val="hi_IN" w:bidi="hi_IN"/>
         </w:rPr>
-        <w:t xml:space="preserve">देखें: </w:t>
-      </w:r>
-      <w:r>
-        <w:rPr>
-          <w:lang w:val="hi_IN" w:bidi="hi_IN"/>
-        </w:rPr>
-        <w:t>स्वामित्व</w:t>
+        <w:t>देखें: स्वामित्व</w:t>
       </w:r>
       <w:r>
         <w:rPr>
@@ -35672,13 +34982,7 @@
         <w:rPr>
           <w:lang w:val="hi_IN" w:bidi="hi_IN"/>
         </w:rPr>
-        <w:t xml:space="preserve">देखें: </w:t>
-      </w:r>
-      <w:r>
-        <w:rPr>
-          <w:lang w:val="hi_IN" w:bidi="hi_IN"/>
-        </w:rPr>
-        <w:t>रूपक</w:t>
+        <w:t>देखें: रूपक</w:t>
       </w:r>
       <w:r>
         <w:rPr>
@@ -35848,13 +35152,7 @@
         <w:rPr>
           <w:lang w:val="hi_IN" w:bidi="hi_IN"/>
         </w:rPr>
-        <w:t xml:space="preserve">देखें: </w:t>
-      </w:r>
-      <w:r>
-        <w:rPr>
-          <w:lang w:val="hi_IN" w:bidi="hi_IN"/>
-        </w:rPr>
-        <w:t>बाइबिल की चित्रण — Extended रूपकs</w:t>
+        <w:t>देखें: बाइबिल की चित्रण — Extended रूपकs</w:t>
       </w:r>
       <w:r>
         <w:rPr>
@@ -36259,13 +35557,7 @@
         <w:rPr>
           <w:lang w:val="hi_IN" w:bidi="hi_IN"/>
         </w:rPr>
-        <w:t xml:space="preserve">देखें: </w:t>
-      </w:r>
-      <w:r>
-        <w:rPr>
-          <w:lang w:val="hi_IN" w:bidi="hi_IN"/>
-        </w:rPr>
-        <w:t>युग्म</w:t>
+        <w:t>देखें: युग्म</w:t>
       </w:r>
       <w:r>
         <w:rPr>
@@ -36422,13 +35714,7 @@
         <w:rPr>
           <w:lang w:val="hi_IN" w:bidi="hi_IN"/>
         </w:rPr>
-        <w:t xml:space="preserve">देखें: </w:t>
-      </w:r>
-      <w:r>
-        <w:rPr>
-          <w:lang w:val="hi_IN" w:bidi="hi_IN"/>
-        </w:rPr>
-        <w:t>स्वामित्व</w:t>
+        <w:t>देखें: स्वामित्व</w:t>
       </w:r>
       <w:r>
         <w:rPr>
@@ -36656,13 +35942,7 @@
         <w:rPr>
           <w:lang w:val="hi_IN" w:bidi="hi_IN"/>
         </w:rPr>
-        <w:t xml:space="preserve">देखें: </w:t>
-      </w:r>
-      <w:r>
-        <w:rPr>
-          <w:lang w:val="hi_IN" w:bidi="hi_IN"/>
-        </w:rPr>
-        <w:t>रूपक</w:t>
+        <w:t>देखें: रूपक</w:t>
       </w:r>
       <w:r>
         <w:rPr>
@@ -36806,13 +36086,7 @@
         <w:rPr>
           <w:lang w:val="hi_IN" w:bidi="hi_IN"/>
         </w:rPr>
-        <w:t xml:space="preserve">देखें: </w:t>
-      </w:r>
-      <w:r>
-        <w:rPr>
-          <w:lang w:val="hi_IN" w:bidi="hi_IN"/>
-        </w:rPr>
-        <w:t>मुहावरा</w:t>
+        <w:t>देखें: मुहावरा</w:t>
       </w:r>
       <w:r>
         <w:rPr>
@@ -37190,13 +36464,7 @@
         <w:rPr>
           <w:lang w:val="hi_IN" w:bidi="hi_IN"/>
         </w:rPr>
-        <w:t xml:space="preserve">देखें: </w:t>
-      </w:r>
-      <w:r>
-        <w:rPr>
-          <w:lang w:val="hi_IN" w:bidi="hi_IN"/>
-        </w:rPr>
-        <w:t>रूपक</w:t>
+        <w:t>देखें: रूपक</w:t>
       </w:r>
       <w:r>
         <w:rPr>
@@ -38174,13 +37442,7 @@
         <w:rPr>
           <w:lang w:val="hi_IN" w:bidi="hi_IN"/>
         </w:rPr>
-        <w:t xml:space="preserve">देखें: </w:t>
-      </w:r>
-      <w:r>
-        <w:rPr>
-          <w:lang w:val="hi_IN" w:bidi="hi_IN"/>
-        </w:rPr>
-        <w:t>सर्वनाम — When to Use Them</w:t>
+        <w:t>देखें: सर्वनाम — When to Use Them</w:t>
       </w:r>
       <w:r>
         <w:rPr>
@@ -38285,13 +37547,7 @@
         <w:rPr>
           <w:lang w:val="hi_IN" w:bidi="hi_IN"/>
         </w:rPr>
-        <w:t xml:space="preserve">देखें: </w:t>
-      </w:r>
-      <w:r>
-        <w:rPr>
-          <w:lang w:val="hi_IN" w:bidi="hi_IN"/>
-        </w:rPr>
-        <w:t>मुहावरा</w:t>
+        <w:t>देखें: मुहावरा</w:t>
       </w:r>
       <w:r>
         <w:rPr>
@@ -38546,13 +37802,7 @@
         <w:rPr>
           <w:lang w:val="hi_IN" w:bidi="hi_IN"/>
         </w:rPr>
-        <w:t xml:space="preserve">देखें: </w:t>
-      </w:r>
-      <w:r>
-        <w:rPr>
-          <w:lang w:val="hi_IN" w:bidi="hi_IN"/>
-        </w:rPr>
-        <w:t>स्वामित्व</w:t>
+        <w:t>देखें: स्वामित्व</w:t>
       </w:r>
       <w:r>
         <w:rPr>
@@ -38944,13 +38194,7 @@
         <w:rPr>
           <w:lang w:val="hi_IN" w:bidi="hi_IN"/>
         </w:rPr>
-        <w:t xml:space="preserve">देखें: </w:t>
-      </w:r>
-      <w:r>
-        <w:rPr>
-          <w:lang w:val="hi_IN" w:bidi="hi_IN"/>
-        </w:rPr>
-        <w:t>मुहावरा</w:t>
+        <w:t>देखें: मुहावरा</w:t>
       </w:r>
       <w:r>
         <w:rPr>
@@ -39068,13 +38312,7 @@
         <w:rPr>
           <w:lang w:val="hi_IN" w:bidi="hi_IN"/>
         </w:rPr>
-        <w:t xml:space="preserve">देखें: </w:t>
-      </w:r>
-      <w:r>
-        <w:rPr>
-          <w:lang w:val="hi_IN" w:bidi="hi_IN"/>
-        </w:rPr>
-        <w:t>प्रतिन्यास</w:t>
+        <w:t>देखें: प्रतिन्यास</w:t>
       </w:r>
       <w:r>
         <w:rPr>
@@ -39927,13 +39165,7 @@
         <w:rPr>
           <w:lang w:val="hi_IN" w:bidi="hi_IN"/>
         </w:rPr>
-        <w:t xml:space="preserve">देखें: </w:t>
-      </w:r>
-      <w:r>
-        <w:rPr>
-          <w:lang w:val="hi_IN" w:bidi="hi_IN"/>
-        </w:rPr>
-        <w:t>स्वामित्व</w:t>
+        <w:t>देखें: स्वामित्व</w:t>
       </w:r>
       <w:r>
         <w:rPr>
@@ -40520,13 +39752,7 @@
         <w:rPr>
           <w:lang w:val="hi_IN" w:bidi="hi_IN"/>
         </w:rPr>
-        <w:t xml:space="preserve">देखें: </w:t>
-      </w:r>
-      <w:r>
-        <w:rPr>
-          <w:lang w:val="hi_IN" w:bidi="hi_IN"/>
-        </w:rPr>
-        <w:t>रूपक</w:t>
+        <w:t>देखें: रूपक</w:t>
       </w:r>
       <w:r>
         <w:rPr>
@@ -40644,13 +39870,7 @@
         <w:rPr>
           <w:lang w:val="hi_IN" w:bidi="hi_IN"/>
         </w:rPr>
-        <w:t xml:space="preserve">देखें: </w:t>
-      </w:r>
-      <w:r>
-        <w:rPr>
-          <w:lang w:val="hi_IN" w:bidi="hi_IN"/>
-        </w:rPr>
-        <w:t>मुहावरा</w:t>
+        <w:t>देखें: मुहावरा</w:t>
       </w:r>
       <w:r>
         <w:rPr>
@@ -40931,13 +40151,7 @@
         <w:rPr>
           <w:lang w:val="hi_IN" w:bidi="hi_IN"/>
         </w:rPr>
-        <w:t xml:space="preserve">देखें: </w:t>
-      </w:r>
-      <w:r>
-        <w:rPr>
-          <w:lang w:val="hi_IN" w:bidi="hi_IN"/>
-        </w:rPr>
-        <w:t>रूपक</w:t>
+        <w:t>देखें: रूपक</w:t>
       </w:r>
       <w:r>
         <w:rPr>
@@ -41055,13 +40269,7 @@
         <w:rPr>
           <w:lang w:val="hi_IN" w:bidi="hi_IN"/>
         </w:rPr>
-        <w:t xml:space="preserve">देखें: </w:t>
-      </w:r>
-      <w:r>
-        <w:rPr>
-          <w:lang w:val="hi_IN" w:bidi="hi_IN"/>
-        </w:rPr>
-        <w:t>मुहावरा</w:t>
+        <w:t>देखें: मुहावरा</w:t>
       </w:r>
       <w:r>
         <w:rPr>
@@ -41417,13 +40625,7 @@
         <w:rPr>
           <w:lang w:val="hi_IN" w:bidi="hi_IN"/>
         </w:rPr>
-        <w:t xml:space="preserve">देखें: </w:t>
-      </w:r>
-      <w:r>
-        <w:rPr>
-          <w:lang w:val="hi_IN" w:bidi="hi_IN"/>
-        </w:rPr>
-        <w:t>मुहावरा</w:t>
+        <w:t>देखें: मुहावरा</w:t>
       </w:r>
       <w:r>
         <w:rPr>
@@ -41864,13 +41066,7 @@
         <w:rPr>
           <w:lang w:val="hi_IN" w:bidi="hi_IN"/>
         </w:rPr>
-        <w:t xml:space="preserve">देखें: </w:t>
-      </w:r>
-      <w:r>
-        <w:rPr>
-          <w:lang w:val="hi_IN" w:bidi="hi_IN"/>
-        </w:rPr>
-        <w:t>रूपक</w:t>
+        <w:t>देखें: रूपक</w:t>
       </w:r>
       <w:r>
         <w:rPr>
@@ -42014,13 +41210,7 @@
         <w:rPr>
           <w:lang w:val="hi_IN" w:bidi="hi_IN"/>
         </w:rPr>
-        <w:t xml:space="preserve">देखें: </w:t>
-      </w:r>
-      <w:r>
-        <w:rPr>
-          <w:lang w:val="hi_IN" w:bidi="hi_IN"/>
-        </w:rPr>
-        <w:t>रूपक</w:t>
+        <w:t>देखें: रूपक</w:t>
       </w:r>
       <w:r>
         <w:rPr>
@@ -42484,13 +41674,7 @@
         <w:rPr>
           <w:lang w:val="hi_IN" w:bidi="hi_IN"/>
         </w:rPr>
-        <w:t xml:space="preserve">देखें: </w:t>
-      </w:r>
-      <w:r>
-        <w:rPr>
-          <w:lang w:val="hi_IN" w:bidi="hi_IN"/>
-        </w:rPr>
-        <w:t>रूपक</w:t>
+        <w:t>देखें: रूपक</w:t>
       </w:r>
       <w:r>
         <w:rPr>
@@ -43541,13 +42725,7 @@
         <w:rPr>
           <w:lang w:val="hi_IN" w:bidi="hi_IN"/>
         </w:rPr>
-        <w:t xml:space="preserve">देखें: </w:t>
-      </w:r>
-      <w:r>
-        <w:rPr>
-          <w:lang w:val="hi_IN" w:bidi="hi_IN"/>
-        </w:rPr>
-        <w:t>रूपक</w:t>
+        <w:t>देखें: रूपक</w:t>
       </w:r>
       <w:r>
         <w:rPr>
@@ -43665,13 +42843,7 @@
         <w:rPr>
           <w:lang w:val="hi_IN" w:bidi="hi_IN"/>
         </w:rPr>
-        <w:t xml:space="preserve">देखें: </w:t>
-      </w:r>
-      <w:r>
-        <w:rPr>
-          <w:lang w:val="hi_IN" w:bidi="hi_IN"/>
-        </w:rPr>
-        <w:t>रूपक</w:t>
+        <w:t>देखें: रूपक</w:t>
       </w:r>
       <w:r>
         <w:rPr>
@@ -44448,13 +43620,7 @@
         <w:rPr>
           <w:lang w:val="hi_IN" w:bidi="hi_IN"/>
         </w:rPr>
-        <w:t xml:space="preserve">देखें: </w:t>
-      </w:r>
-      <w:r>
-        <w:rPr>
-          <w:lang w:val="hi_IN" w:bidi="hi_IN"/>
-        </w:rPr>
-        <w:t>सर्वनाम — When to Use Them</w:t>
+        <w:t>देखें: सर्वनाम — When to Use Them</w:t>
       </w:r>
       <w:r>
         <w:rPr>
@@ -44683,13 +43849,7 @@
         <w:rPr>
           <w:lang w:val="hi_IN" w:bidi="hi_IN"/>
         </w:rPr>
-        <w:t xml:space="preserve">देखें: </w:t>
-      </w:r>
-      <w:r>
-        <w:rPr>
-          <w:lang w:val="hi_IN" w:bidi="hi_IN"/>
-        </w:rPr>
-        <w:t>सर्वनाम — When to Use Them</w:t>
+        <w:t>देखें: सर्वनाम — When to Use Them</w:t>
       </w:r>
       <w:r>
         <w:rPr>
@@ -44807,13 +43967,7 @@
         <w:rPr>
           <w:lang w:val="hi_IN" w:bidi="hi_IN"/>
         </w:rPr>
-        <w:t xml:space="preserve">देखें: </w:t>
-      </w:r>
-      <w:r>
-        <w:rPr>
-          <w:lang w:val="hi_IN" w:bidi="hi_IN"/>
-        </w:rPr>
-        <w:t>रूपक</w:t>
+        <w:t>देखें: रूपक</w:t>
       </w:r>
       <w:r>
         <w:rPr>
@@ -45055,13 +44209,7 @@
         <w:rPr>
           <w:lang w:val="hi_IN" w:bidi="hi_IN"/>
         </w:rPr>
-        <w:t xml:space="preserve">देखें: </w:t>
-      </w:r>
-      <w:r>
-        <w:rPr>
-          <w:lang w:val="hi_IN" w:bidi="hi_IN"/>
-        </w:rPr>
-        <w:t>प्रतिन्यास</w:t>
+        <w:t>देखें: प्रतिन्यास</w:t>
       </w:r>
       <w:r>
         <w:rPr>
@@ -45191,13 +44339,7 @@
         <w:rPr>
           <w:lang w:val="hi_IN" w:bidi="hi_IN"/>
         </w:rPr>
-        <w:t xml:space="preserve">देखें: </w:t>
-      </w:r>
-      <w:r>
-        <w:rPr>
-          <w:lang w:val="hi_IN" w:bidi="hi_IN"/>
-        </w:rPr>
-        <w:t>सर्वनाम — When to Use Them</w:t>
+        <w:t>देखें: सर्वनाम — When to Use Them</w:t>
       </w:r>
       <w:r>
         <w:rPr>
@@ -45328,13 +44470,7 @@
         <w:rPr>
           <w:lang w:val="hi_IN" w:bidi="hi_IN"/>
         </w:rPr>
-        <w:t xml:space="preserve">देखें: </w:t>
-      </w:r>
-      <w:r>
-        <w:rPr>
-          <w:lang w:val="hi_IN" w:bidi="hi_IN"/>
-        </w:rPr>
-        <w:t>रूपक</w:t>
+        <w:t>देखें: रूपक</w:t>
       </w:r>
       <w:r>
         <w:rPr>
@@ -45726,13 +44862,7 @@
         <w:rPr>
           <w:lang w:val="hi_IN" w:bidi="hi_IN"/>
         </w:rPr>
-        <w:t xml:space="preserve">देखें: </w:t>
-      </w:r>
-      <w:r>
-        <w:rPr>
-          <w:lang w:val="hi_IN" w:bidi="hi_IN"/>
-        </w:rPr>
-        <w:t>रूपक</w:t>
+        <w:t>देखें: रूपक</w:t>
       </w:r>
       <w:r>
         <w:rPr>
@@ -45875,13 +45005,7 @@
         <w:rPr>
           <w:lang w:val="hi_IN" w:bidi="hi_IN"/>
         </w:rPr>
-        <w:t xml:space="preserve">देखें: </w:t>
-      </w:r>
-      <w:r>
-        <w:rPr>
-          <w:lang w:val="hi_IN" w:bidi="hi_IN"/>
-        </w:rPr>
-        <w:t>युग्म</w:t>
+        <w:t>देखें: युग्म</w:t>
       </w:r>
       <w:r>
         <w:rPr>
@@ -46148,13 +45272,7 @@
         <w:rPr>
           <w:lang w:val="hi_IN" w:bidi="hi_IN"/>
         </w:rPr>
-        <w:t xml:space="preserve">देखें: </w:t>
-      </w:r>
-      <w:r>
-        <w:rPr>
-          <w:lang w:val="hi_IN" w:bidi="hi_IN"/>
-        </w:rPr>
-        <w:t>रूपक</w:t>
+        <w:t>देखें: रूपक</w:t>
       </w:r>
       <w:r>
         <w:rPr>
@@ -46422,13 +45540,7 @@
         <w:rPr>
           <w:lang w:val="hi_IN" w:bidi="hi_IN"/>
         </w:rPr>
-        <w:t xml:space="preserve">देखें: </w:t>
-      </w:r>
-      <w:r>
-        <w:rPr>
-          <w:lang w:val="hi_IN" w:bidi="hi_IN"/>
-        </w:rPr>
-        <w:t>युग्म</w:t>
+        <w:t>देखें: युग्म</w:t>
       </w:r>
       <w:r>
         <w:rPr>
@@ -46781,13 +45893,7 @@
         <w:rPr>
           <w:lang w:val="hi_IN" w:bidi="hi_IN"/>
         </w:rPr>
-        <w:t xml:space="preserve">देखें: </w:t>
-      </w:r>
-      <w:r>
-        <w:rPr>
-          <w:lang w:val="hi_IN" w:bidi="hi_IN"/>
-        </w:rPr>
-        <w:t>मुहावरा</w:t>
+        <w:t>देखें: मुहावरा</w:t>
       </w:r>
       <w:r>
         <w:rPr>
@@ -47042,13 +46148,7 @@
         <w:rPr>
           <w:lang w:val="hi_IN" w:bidi="hi_IN"/>
         </w:rPr>
-        <w:t xml:space="preserve">देखें: </w:t>
-      </w:r>
-      <w:r>
-        <w:rPr>
-          <w:lang w:val="hi_IN" w:bidi="hi_IN"/>
-        </w:rPr>
-        <w:t>रूपक</w:t>
+        <w:t>देखें: रूपक</w:t>
       </w:r>
       <w:r>
         <w:rPr>
@@ -47205,13 +46305,7 @@
         <w:rPr>
           <w:lang w:val="hi_IN" w:bidi="hi_IN"/>
         </w:rPr>
-        <w:t xml:space="preserve">देखें: </w:t>
-      </w:r>
-      <w:r>
-        <w:rPr>
-          <w:lang w:val="hi_IN" w:bidi="hi_IN"/>
-        </w:rPr>
-        <w:t>मुहावरा</w:t>
+        <w:t>देखें: मुहावरा</w:t>
       </w:r>
       <w:r>
         <w:rPr>
@@ -47750,13 +46844,7 @@
         <w:rPr>
           <w:lang w:val="hi_IN" w:bidi="hi_IN"/>
         </w:rPr>
-        <w:t xml:space="preserve">देखें: </w:t>
-      </w:r>
-      <w:r>
-        <w:rPr>
-          <w:lang w:val="hi_IN" w:bidi="hi_IN"/>
-        </w:rPr>
-        <w:t>रूपक</w:t>
+        <w:t>देखें: रूपक</w:t>
       </w:r>
       <w:r>
         <w:rPr>
@@ -47899,13 +46987,7 @@
         <w:rPr>
           <w:lang w:val="hi_IN" w:bidi="hi_IN"/>
         </w:rPr>
-        <w:t xml:space="preserve">देखें: </w:t>
-      </w:r>
-      <w:r>
-        <w:rPr>
-          <w:lang w:val="hi_IN" w:bidi="hi_IN"/>
-        </w:rPr>
-        <w:t>मुहावरा</w:t>
+        <w:t>देखें: मुहावरा</w:t>
       </w:r>
       <w:r>
         <w:rPr>
@@ -48926,13 +48008,7 @@
         <w:rPr>
           <w:lang w:val="hi_IN" w:bidi="hi_IN"/>
         </w:rPr>
-        <w:t xml:space="preserve">देखें: </w:t>
-      </w:r>
-      <w:r>
-        <w:rPr>
-          <w:lang w:val="hi_IN" w:bidi="hi_IN"/>
-        </w:rPr>
-        <w:t>सर्वनाम — When to Use Them</w:t>
+        <w:t>देखें: सर्वनाम — When to Use Them</w:t>
       </w:r>
       <w:r>
         <w:rPr>
@@ -49050,13 +48126,7 @@
         <w:rPr>
           <w:lang w:val="hi_IN" w:bidi="hi_IN"/>
         </w:rPr>
-        <w:t xml:space="preserve">देखें: </w:t>
-      </w:r>
-      <w:r>
-        <w:rPr>
-          <w:lang w:val="hi_IN" w:bidi="hi_IN"/>
-        </w:rPr>
-        <w:t>सर्वनाम — When to Use Them</w:t>
+        <w:t>देखें: सर्वनाम — When to Use Them</w:t>
       </w:r>
       <w:r>
         <w:rPr>
@@ -49187,13 +48257,7 @@
         <w:rPr>
           <w:lang w:val="hi_IN" w:bidi="hi_IN"/>
         </w:rPr>
-        <w:t xml:space="preserve">देखें: </w:t>
-      </w:r>
-      <w:r>
-        <w:rPr>
-          <w:lang w:val="hi_IN" w:bidi="hi_IN"/>
-        </w:rPr>
-        <w:t>रूपक</w:t>
+        <w:t>देखें: रूपक</w:t>
       </w:r>
       <w:r>
         <w:rPr>
@@ -49298,13 +48362,7 @@
         <w:rPr>
           <w:lang w:val="hi_IN" w:bidi="hi_IN"/>
         </w:rPr>
-        <w:t xml:space="preserve">देखें: </w:t>
-      </w:r>
-      <w:r>
-        <w:rPr>
-          <w:lang w:val="hi_IN" w:bidi="hi_IN"/>
-        </w:rPr>
-        <w:t>अतिशयोक्ति</w:t>
+        <w:t>देखें: अतिशयोक्ति</w:t>
       </w:r>
       <w:r>
         <w:rPr>
@@ -49820,13 +48878,7 @@
         <w:rPr>
           <w:lang w:val="hi_IN" w:bidi="hi_IN"/>
         </w:rPr>
-        <w:t xml:space="preserve">देखें: </w:t>
-      </w:r>
-      <w:r>
-        <w:rPr>
-          <w:lang w:val="hi_IN" w:bidi="hi_IN"/>
-        </w:rPr>
-        <w:t>रूपक</w:t>
+        <w:t>देखें: रूपक</w:t>
       </w:r>
       <w:r>
         <w:rPr>
@@ -49968,13 +49020,7 @@
         <w:rPr>
           <w:lang w:val="hi_IN" w:bidi="hi_IN"/>
         </w:rPr>
-        <w:t xml:space="preserve">देखें: </w:t>
-      </w:r>
-      <w:r>
-        <w:rPr>
-          <w:lang w:val="hi_IN" w:bidi="hi_IN"/>
-        </w:rPr>
-        <w:t>रूपक</w:t>
+        <w:t>देखें: रूपक</w:t>
       </w:r>
       <w:r>
         <w:rPr>
@@ -50252,13 +49298,7 @@
         <w:rPr>
           <w:lang w:val="hi_IN" w:bidi="hi_IN"/>
         </w:rPr>
-        <w:t xml:space="preserve">देखें: </w:t>
-      </w:r>
-      <w:r>
-        <w:rPr>
-          <w:lang w:val="hi_IN" w:bidi="hi_IN"/>
-        </w:rPr>
-        <w:t>रूपक</w:t>
+        <w:t>देखें: रूपक</w:t>
       </w:r>
       <w:r>
         <w:rPr>
@@ -50513,13 +49553,7 @@
         <w:rPr>
           <w:lang w:val="hi_IN" w:bidi="hi_IN"/>
         </w:rPr>
-        <w:t xml:space="preserve">देखें: </w:t>
-      </w:r>
-      <w:r>
-        <w:rPr>
-          <w:lang w:val="hi_IN" w:bidi="hi_IN"/>
-        </w:rPr>
-        <w:t>स्वामित्व</w:t>
+        <w:t>देखें: स्वामित्व</w:t>
       </w:r>
       <w:r>
         <w:rPr>
@@ -50826,13 +49860,7 @@
         <w:rPr>
           <w:lang w:val="hi_IN" w:bidi="hi_IN"/>
         </w:rPr>
-        <w:t xml:space="preserve">देखें: </w:t>
-      </w:r>
-      <w:r>
-        <w:rPr>
-          <w:lang w:val="hi_IN" w:bidi="hi_IN"/>
-        </w:rPr>
-        <w:t>मुहावरा</w:t>
+        <w:t>देखें: मुहावरा</w:t>
       </w:r>
       <w:r>
         <w:rPr>
@@ -51420,13 +50448,7 @@
         <w:rPr>
           <w:lang w:val="hi_IN" w:bidi="hi_IN"/>
         </w:rPr>
-        <w:t xml:space="preserve">देखें: </w:t>
-      </w:r>
-      <w:r>
-        <w:rPr>
-          <w:lang w:val="hi_IN" w:bidi="hi_IN"/>
-        </w:rPr>
-        <w:t>मुहावरा</w:t>
+        <w:t>देखें: मुहावरा</w:t>
       </w:r>
       <w:r>
         <w:rPr>
@@ -51655,13 +50677,7 @@
         <w:rPr>
           <w:lang w:val="hi_IN" w:bidi="hi_IN"/>
         </w:rPr>
-        <w:t xml:space="preserve">देखें: </w:t>
-      </w:r>
-      <w:r>
-        <w:rPr>
-          <w:lang w:val="hi_IN" w:bidi="hi_IN"/>
-        </w:rPr>
-        <w:t>मुहावरा</w:t>
+        <w:t>देखें: मुहावरा</w:t>
       </w:r>
       <w:r>
         <w:rPr>
@@ -52014,13 +51030,7 @@
         <w:rPr>
           <w:lang w:val="hi_IN" w:bidi="hi_IN"/>
         </w:rPr>
-        <w:t xml:space="preserve">देखें: </w:t>
-      </w:r>
-      <w:r>
-        <w:rPr>
-          <w:lang w:val="hi_IN" w:bidi="hi_IN"/>
-        </w:rPr>
-        <w:t>उपमा</w:t>
+        <w:t>देखें: उपमा</w:t>
       </w:r>
       <w:r>
         <w:rPr>
@@ -52112,13 +51122,7 @@
         <w:rPr>
           <w:lang w:val="hi_IN" w:bidi="hi_IN"/>
         </w:rPr>
-        <w:t xml:space="preserve">देखें: </w:t>
-      </w:r>
-      <w:r>
-        <w:rPr>
-          <w:lang w:val="hi_IN" w:bidi="hi_IN"/>
-        </w:rPr>
-        <w:t>विराम बिंदु</w:t>
+        <w:t>देखें: विराम बिंदु</w:t>
       </w:r>
       <w:r>
         <w:rPr>
@@ -52262,13 +51266,7 @@
         <w:rPr>
           <w:lang w:val="hi_IN" w:bidi="hi_IN"/>
         </w:rPr>
-        <w:t xml:space="preserve">देखें: </w:t>
-      </w:r>
-      <w:r>
-        <w:rPr>
-          <w:lang w:val="hi_IN" w:bidi="hi_IN"/>
-        </w:rPr>
-        <w:t>रूपक</w:t>
+        <w:t>देखें: रूपक</w:t>
       </w:r>
       <w:r>
         <w:rPr>
@@ -52372,13 +51370,7 @@
         <w:rPr>
           <w:lang w:val="hi_IN" w:bidi="hi_IN"/>
         </w:rPr>
-        <w:t xml:space="preserve">देखें: </w:t>
-      </w:r>
-      <w:r>
-        <w:rPr>
-          <w:lang w:val="hi_IN" w:bidi="hi_IN"/>
-        </w:rPr>
-        <w:t>विराम बिंदु</w:t>
+        <w:t>देखें: विराम बिंदु</w:t>
       </w:r>
       <w:r>
         <w:rPr>
@@ -52594,13 +51586,7 @@
         <w:rPr>
           <w:lang w:val="hi_IN" w:bidi="hi_IN"/>
         </w:rPr>
-        <w:t xml:space="preserve">देखें: </w:t>
-      </w:r>
-      <w:r>
-        <w:rPr>
-          <w:lang w:val="hi_IN" w:bidi="hi_IN"/>
-        </w:rPr>
-        <w:t>रूपक</w:t>
+        <w:t>देखें: रूपक</w:t>
       </w:r>
       <w:r>
         <w:rPr>
@@ -52744,13 +51730,7 @@
         <w:rPr>
           <w:lang w:val="hi_IN" w:bidi="hi_IN"/>
         </w:rPr>
-        <w:t xml:space="preserve">देखें: </w:t>
-      </w:r>
-      <w:r>
-        <w:rPr>
-          <w:lang w:val="hi_IN" w:bidi="hi_IN"/>
-        </w:rPr>
-        <w:t>स्वामित्व</w:t>
+        <w:t>देखें: स्वामित्व</w:t>
       </w:r>
       <w:r>
         <w:rPr>
@@ -53257,13 +52237,7 @@
         <w:rPr>
           <w:lang w:val="hi_IN" w:bidi="hi_IN"/>
         </w:rPr>
-        <w:t xml:space="preserve">देखें: </w:t>
-      </w:r>
-      <w:r>
-        <w:rPr>
-          <w:lang w:val="hi_IN" w:bidi="hi_IN"/>
-        </w:rPr>
-        <w:t>रूपक</w:t>
+        <w:t>देखें: रूपक</w:t>
       </w:r>
       <w:r>
         <w:rPr>
@@ -53407,13 +52381,7 @@
         <w:rPr>
           <w:lang w:val="hi_IN" w:bidi="hi_IN"/>
         </w:rPr>
-        <w:t xml:space="preserve">देखें: </w:t>
-      </w:r>
-      <w:r>
-        <w:rPr>
-          <w:lang w:val="hi_IN" w:bidi="hi_IN"/>
-        </w:rPr>
-        <w:t>प्रतिन्यास</w:t>
+        <w:t>देखें: प्रतिन्यास</w:t>
       </w:r>
       <w:r>
         <w:rPr>
@@ -53518,13 +52486,7 @@
         <w:rPr>
           <w:lang w:val="hi_IN" w:bidi="hi_IN"/>
         </w:rPr>
-        <w:t xml:space="preserve">देखें: </w:t>
-      </w:r>
-      <w:r>
-        <w:rPr>
-          <w:lang w:val="hi_IN" w:bidi="hi_IN"/>
-        </w:rPr>
-        <w:t>सर्वनाम — When to Use Them</w:t>
+        <w:t>देखें: सर्वनाम — When to Use Them</w:t>
       </w:r>
       <w:r>
         <w:rPr>
@@ -53753,13 +52715,7 @@
         <w:rPr>
           <w:lang w:val="hi_IN" w:bidi="hi_IN"/>
         </w:rPr>
-        <w:t xml:space="preserve">देखें: </w:t>
-      </w:r>
-      <w:r>
-        <w:rPr>
-          <w:lang w:val="hi_IN" w:bidi="hi_IN"/>
-        </w:rPr>
-        <w:t>रूपक</w:t>
+        <w:t>देखें: रूपक</w:t>
       </w:r>
       <w:r>
         <w:rPr>
@@ -54131,13 +53087,7 @@
         <w:rPr>
           <w:lang w:val="hi_IN" w:bidi="hi_IN"/>
         </w:rPr>
-        <w:t xml:space="preserve">देखें: </w:t>
-      </w:r>
-      <w:r>
-        <w:rPr>
-          <w:lang w:val="hi_IN" w:bidi="hi_IN"/>
-        </w:rPr>
-        <w:t>रूपक</w:t>
+        <w:t>देखें: रूपक</w:t>
       </w:r>
       <w:r>
         <w:rPr>
@@ -54307,13 +53257,7 @@
         <w:rPr>
           <w:lang w:val="hi_IN" w:bidi="hi_IN"/>
         </w:rPr>
-        <w:t xml:space="preserve">देखें: </w:t>
-      </w:r>
-      <w:r>
-        <w:rPr>
-          <w:lang w:val="hi_IN" w:bidi="hi_IN"/>
-        </w:rPr>
-        <w:t>स्वामित्व</w:t>
+        <w:t>देखें: स्वामित्व</w:t>
       </w:r>
       <w:r>
         <w:rPr>
@@ -54431,13 +53375,7 @@
         <w:rPr>
           <w:lang w:val="hi_IN" w:bidi="hi_IN"/>
         </w:rPr>
-        <w:t xml:space="preserve">देखें: </w:t>
-      </w:r>
-      <w:r>
-        <w:rPr>
-          <w:lang w:val="hi_IN" w:bidi="hi_IN"/>
-        </w:rPr>
-        <w:t>प्रतिन्यास</w:t>
+        <w:t>देखें: प्रतिन्यास</w:t>
       </w:r>
       <w:r>
         <w:rPr>
@@ -54555,13 +53493,7 @@
         <w:rPr>
           <w:lang w:val="hi_IN" w:bidi="hi_IN"/>
         </w:rPr>
-        <w:t xml:space="preserve">देखें: </w:t>
-      </w:r>
-      <w:r>
-        <w:rPr>
-          <w:lang w:val="hi_IN" w:bidi="hi_IN"/>
-        </w:rPr>
-        <w:t>रूपक</w:t>
+        <w:t>देखें: रूपक</w:t>
       </w:r>
       <w:r>
         <w:rPr>
@@ -55018,13 +53950,7 @@
         <w:rPr>
           <w:lang w:val="hi_IN" w:bidi="hi_IN"/>
         </w:rPr>
-        <w:t xml:space="preserve">देखें: </w:t>
-      </w:r>
-      <w:r>
-        <w:rPr>
-          <w:lang w:val="hi_IN" w:bidi="hi_IN"/>
-        </w:rPr>
-        <w:t>युग्म</w:t>
+        <w:t>देखें: युग्म</w:t>
       </w:r>
       <w:r>
         <w:rPr>
@@ -55553,13 +54479,7 @@
         <w:rPr>
           <w:lang w:val="hi_IN" w:bidi="hi_IN"/>
         </w:rPr>
-        <w:t xml:space="preserve">देखें: </w:t>
-      </w:r>
-      <w:r>
-        <w:rPr>
-          <w:lang w:val="hi_IN" w:bidi="hi_IN"/>
-        </w:rPr>
-        <w:t>मुहावरा</w:t>
+        <w:t>देखें: मुहावरा</w:t>
       </w:r>
       <w:r>
         <w:rPr>
@@ -55690,13 +54610,7 @@
         <w:rPr>
           <w:lang w:val="hi_IN" w:bidi="hi_IN"/>
         </w:rPr>
-        <w:t xml:space="preserve">देखें: </w:t>
-      </w:r>
-      <w:r>
-        <w:rPr>
-          <w:lang w:val="hi_IN" w:bidi="hi_IN"/>
-        </w:rPr>
-        <w:t>प्रतिन्यास</w:t>
+        <w:t>देखें: प्रतिन्यास</w:t>
       </w:r>
       <w:r>
         <w:rPr>
@@ -55977,13 +54891,7 @@
         <w:rPr>
           <w:lang w:val="hi_IN" w:bidi="hi_IN"/>
         </w:rPr>
-        <w:t xml:space="preserve">देखें: </w:t>
-      </w:r>
-      <w:r>
-        <w:rPr>
-          <w:lang w:val="hi_IN" w:bidi="hi_IN"/>
-        </w:rPr>
-        <w:t>मुहावरा</w:t>
+        <w:t>देखें: मुहावरा</w:t>
       </w:r>
       <w:r>
         <w:rPr>
@@ -56251,13 +55159,7 @@
         <w:rPr>
           <w:lang w:val="hi_IN" w:bidi="hi_IN"/>
         </w:rPr>
-        <w:t xml:space="preserve">देखें: </w:t>
-      </w:r>
-      <w:r>
-        <w:rPr>
-          <w:lang w:val="hi_IN" w:bidi="hi_IN"/>
-        </w:rPr>
-        <w:t>मुहावरा</w:t>
+        <w:t>देखें: मुहावरा</w:t>
       </w:r>
       <w:r>
         <w:rPr>
@@ -57112,13 +56014,7 @@
         <w:rPr>
           <w:lang w:val="hi_IN" w:bidi="hi_IN"/>
         </w:rPr>
-        <w:t xml:space="preserve">देखें: </w:t>
-      </w:r>
-      <w:r>
-        <w:rPr>
-          <w:lang w:val="hi_IN" w:bidi="hi_IN"/>
-        </w:rPr>
-        <w:t>रूपक</w:t>
+        <w:t>देखें: रूपक</w:t>
       </w:r>
       <w:r>
         <w:rPr>
@@ -57803,13 +56699,7 @@
         <w:rPr>
           <w:lang w:val="hi_IN" w:bidi="hi_IN"/>
         </w:rPr>
-        <w:t xml:space="preserve">देखें: </w:t>
-      </w:r>
-      <w:r>
-        <w:rPr>
-          <w:lang w:val="hi_IN" w:bidi="hi_IN"/>
-        </w:rPr>
-        <w:t>मुहावरा</w:t>
+        <w:t>देखें: मुहावरा</w:t>
       </w:r>
       <w:r>
         <w:rPr>
@@ -58324,13 +57214,7 @@
         <w:rPr>
           <w:lang w:val="hi_IN" w:bidi="hi_IN"/>
         </w:rPr>
-        <w:t xml:space="preserve">देखें: </w:t>
-      </w:r>
-      <w:r>
-        <w:rPr>
-          <w:lang w:val="hi_IN" w:bidi="hi_IN"/>
-        </w:rPr>
-        <w:t>रूपक</w:t>
+        <w:t>देखें: रूपक</w:t>
       </w:r>
       <w:r>
         <w:rPr>
@@ -59099,13 +57983,7 @@
         <w:rPr>
           <w:lang w:val="hi_IN" w:bidi="hi_IN"/>
         </w:rPr>
-        <w:t xml:space="preserve">देखें: </w:t>
-      </w:r>
-      <w:r>
-        <w:rPr>
-          <w:lang w:val="hi_IN" w:bidi="hi_IN"/>
-        </w:rPr>
-        <w:t>मुहावरा</w:t>
+        <w:t>देखें: मुहावरा</w:t>
       </w:r>
       <w:r>
         <w:rPr>
@@ -59385,13 +58263,7 @@
         <w:rPr>
           <w:lang w:val="hi_IN" w:bidi="hi_IN"/>
         </w:rPr>
-        <w:t xml:space="preserve">देखें: </w:t>
-      </w:r>
-      <w:r>
-        <w:rPr>
-          <w:lang w:val="hi_IN" w:bidi="hi_IN"/>
-        </w:rPr>
-        <w:t>मुहावरा</w:t>
+        <w:t>देखें: मुहावरा</w:t>
       </w:r>
       <w:r>
         <w:rPr>
@@ -59796,13 +58668,7 @@
         <w:rPr>
           <w:lang w:val="hi_IN" w:bidi="hi_IN"/>
         </w:rPr>
-        <w:t xml:space="preserve">देखें: </w:t>
-      </w:r>
-      <w:r>
-        <w:rPr>
-          <w:lang w:val="hi_IN" w:bidi="hi_IN"/>
-        </w:rPr>
-        <w:t>स्वामित्व</w:t>
+        <w:t>देखें: स्वामित्व</w:t>
       </w:r>
       <w:r>
         <w:rPr>
@@ -60031,13 +58897,7 @@
         <w:rPr>
           <w:lang w:val="hi_IN" w:bidi="hi_IN"/>
         </w:rPr>
-        <w:t xml:space="preserve">देखें: </w:t>
-      </w:r>
-      <w:r>
-        <w:rPr>
-          <w:lang w:val="hi_IN" w:bidi="hi_IN"/>
-        </w:rPr>
-        <w:t>प्रतिन्यास</w:t>
+        <w:t>देखें: प्रतिन्यास</w:t>
       </w:r>
       <w:r>
         <w:rPr>
@@ -60266,13 +59126,7 @@
         <w:rPr>
           <w:lang w:val="hi_IN" w:bidi="hi_IN"/>
         </w:rPr>
-        <w:t xml:space="preserve">देखें: </w:t>
-      </w:r>
-      <w:r>
-        <w:rPr>
-          <w:lang w:val="hi_IN" w:bidi="hi_IN"/>
-        </w:rPr>
-        <w:t>मुहावरा</w:t>
+        <w:t>देखें: मुहावरा</w:t>
       </w:r>
       <w:r>
         <w:rPr>
@@ -60390,13 +59244,7 @@
         <w:rPr>
           <w:lang w:val="hi_IN" w:bidi="hi_IN"/>
         </w:rPr>
-        <w:t xml:space="preserve">देखें: </w:t>
-      </w:r>
-      <w:r>
-        <w:rPr>
-          <w:lang w:val="hi_IN" w:bidi="hi_IN"/>
-        </w:rPr>
-        <w:t>मुहावरा</w:t>
+        <w:t>देखें: मुहावरा</w:t>
       </w:r>
       <w:r>
         <w:rPr>
@@ -60553,13 +59401,7 @@
         <w:rPr>
           <w:lang w:val="hi_IN" w:bidi="hi_IN"/>
         </w:rPr>
-        <w:t xml:space="preserve">देखें: </w:t>
-      </w:r>
-      <w:r>
-        <w:rPr>
-          <w:lang w:val="hi_IN" w:bidi="hi_IN"/>
-        </w:rPr>
-        <w:t>मुहावरा</w:t>
+        <w:t>देखें: मुहावरा</w:t>
       </w:r>
       <w:r>
         <w:rPr>
@@ -60963,13 +59805,7 @@
         <w:rPr>
           <w:lang w:val="hi_IN" w:bidi="hi_IN"/>
         </w:rPr>
-        <w:t xml:space="preserve">देखें: </w:t>
-      </w:r>
-      <w:r>
-        <w:rPr>
-          <w:lang w:val="hi_IN" w:bidi="hi_IN"/>
-        </w:rPr>
-        <w:t>स्वामित्व</w:t>
+        <w:t>देखें: स्वामित्व</w:t>
       </w:r>
       <w:r>
         <w:rPr>
@@ -61770,13 +60606,7 @@
         <w:rPr>
           <w:lang w:val="hi_IN" w:bidi="hi_IN"/>
         </w:rPr>
-        <w:t xml:space="preserve">देखें: </w:t>
-      </w:r>
-      <w:r>
-        <w:rPr>
-          <w:lang w:val="hi_IN" w:bidi="hi_IN"/>
-        </w:rPr>
-        <w:t>रूपक</w:t>
+        <w:t>देखें: रूपक</w:t>
       </w:r>
       <w:r>
         <w:rPr>
@@ -62109,13 +60939,7 @@
         <w:rPr>
           <w:lang w:val="hi_IN" w:bidi="hi_IN"/>
         </w:rPr>
-        <w:t xml:space="preserve">देखें: </w:t>
-      </w:r>
-      <w:r>
-        <w:rPr>
-          <w:lang w:val="hi_IN" w:bidi="hi_IN"/>
-        </w:rPr>
-        <w:t>रूपक</w:t>
+        <w:t>देखें: रूपक</w:t>
       </w:r>
       <w:r>
         <w:rPr>
@@ -62259,13 +61083,7 @@
         <w:rPr>
           <w:lang w:val="hi_IN" w:bidi="hi_IN"/>
         </w:rPr>
-        <w:t xml:space="preserve">देखें: </w:t>
-      </w:r>
-      <w:r>
-        <w:rPr>
-          <w:lang w:val="hi_IN" w:bidi="hi_IN"/>
-        </w:rPr>
-        <w:t>युग्म</w:t>
+        <w:t>देखें: युग्म</w:t>
       </w:r>
       <w:r>
         <w:rPr>
@@ -63484,13 +62302,7 @@
         <w:rPr>
           <w:lang w:val="hi_IN" w:bidi="hi_IN"/>
         </w:rPr>
-        <w:t xml:space="preserve">देखें: </w:t>
-      </w:r>
-      <w:r>
-        <w:rPr>
-          <w:lang w:val="hi_IN" w:bidi="hi_IN"/>
-        </w:rPr>
-        <w:t>रूपक</w:t>
+        <w:t>देखें: रूपक</w:t>
       </w:r>
       <w:r>
         <w:rPr>
@@ -63621,13 +62433,7 @@
         <w:rPr>
           <w:lang w:val="hi_IN" w:bidi="hi_IN"/>
         </w:rPr>
-        <w:t xml:space="preserve">देखें: </w:t>
-      </w:r>
-      <w:r>
-        <w:rPr>
-          <w:lang w:val="hi_IN" w:bidi="hi_IN"/>
-        </w:rPr>
-        <w:t>युग्म</w:t>
+        <w:t>देखें: युग्म</w:t>
       </w:r>
       <w:r>
         <w:rPr>
@@ -63745,13 +62551,7 @@
         <w:rPr>
           <w:lang w:val="hi_IN" w:bidi="hi_IN"/>
         </w:rPr>
-        <w:t xml:space="preserve">देखें: </w:t>
-      </w:r>
-      <w:r>
-        <w:rPr>
-          <w:lang w:val="hi_IN" w:bidi="hi_IN"/>
-        </w:rPr>
-        <w:t>प्रतिन्यास</w:t>
+        <w:t>देखें: प्रतिन्यास</w:t>
       </w:r>
       <w:r>
         <w:rPr>
@@ -64194,13 +62994,7 @@
         <w:rPr>
           <w:lang w:val="hi_IN" w:bidi="hi_IN"/>
         </w:rPr>
-        <w:t xml:space="preserve">देखें: </w:t>
-      </w:r>
-      <w:r>
-        <w:rPr>
-          <w:lang w:val="hi_IN" w:bidi="hi_IN"/>
-        </w:rPr>
-        <w:t>स्वामित्व</w:t>
+        <w:t>देखें: स्वामित्व</w:t>
       </w:r>
       <w:r>
         <w:rPr>
@@ -64331,13 +63125,7 @@
         <w:rPr>
           <w:lang w:val="hi_IN" w:bidi="hi_IN"/>
         </w:rPr>
-        <w:t xml:space="preserve">देखें: </w:t>
-      </w:r>
-      <w:r>
-        <w:rPr>
-          <w:lang w:val="hi_IN" w:bidi="hi_IN"/>
-        </w:rPr>
-        <w:t>सर्वनाम — When to Use Them</w:t>
+        <w:t>देखें: सर्वनाम — When to Use Them</w:t>
       </w:r>
       <w:r>
         <w:rPr>
@@ -64455,13 +63243,7 @@
         <w:rPr>
           <w:lang w:val="hi_IN" w:bidi="hi_IN"/>
         </w:rPr>
-        <w:t xml:space="preserve">देखें: </w:t>
-      </w:r>
-      <w:r>
-        <w:rPr>
-          <w:lang w:val="hi_IN" w:bidi="hi_IN"/>
-        </w:rPr>
-        <w:t>प्रतिन्यास</w:t>
+        <w:t>देखें: प्रतिन्यास</w:t>
       </w:r>
       <w:r>
         <w:rPr>
@@ -65145,13 +63927,7 @@
         <w:rPr>
           <w:lang w:val="hi_IN" w:bidi="hi_IN"/>
         </w:rPr>
-        <w:t xml:space="preserve">देखें: </w:t>
-      </w:r>
-      <w:r>
-        <w:rPr>
-          <w:lang w:val="hi_IN" w:bidi="hi_IN"/>
-        </w:rPr>
-        <w:t>रूपक</w:t>
+        <w:t>देखें: रूपक</w:t>
       </w:r>
       <w:r>
         <w:rPr>
@@ -65393,13 +64169,7 @@
         <w:rPr>
           <w:lang w:val="hi_IN" w:bidi="hi_IN"/>
         </w:rPr>
-        <w:t xml:space="preserve">देखें: </w:t>
-      </w:r>
-      <w:r>
-        <w:rPr>
-          <w:lang w:val="hi_IN" w:bidi="hi_IN"/>
-        </w:rPr>
-        <w:t>मुहावरा</w:t>
+        <w:t>देखें: मुहावरा</w:t>
       </w:r>
       <w:r>
         <w:rPr>
@@ -65680,13 +64450,7 @@
         <w:rPr>
           <w:lang w:val="hi_IN" w:bidi="hi_IN"/>
         </w:rPr>
-        <w:t xml:space="preserve">देखें: </w:t>
-      </w:r>
-      <w:r>
-        <w:rPr>
-          <w:lang w:val="hi_IN" w:bidi="hi_IN"/>
-        </w:rPr>
-        <w:t>रूपक</w:t>
+        <w:t>देखें: रूपक</w:t>
       </w:r>
       <w:r>
         <w:rPr>
@@ -65879,13 +64643,7 @@
         <w:rPr>
           <w:lang w:val="hi_IN" w:bidi="hi_IN"/>
         </w:rPr>
-        <w:t xml:space="preserve">देखें: </w:t>
-      </w:r>
-      <w:r>
-        <w:rPr>
-          <w:lang w:val="hi_IN" w:bidi="hi_IN"/>
-        </w:rPr>
-        <w:t>विराम बिंदु</w:t>
+        <w:t>देखें: विराम बिंदु</w:t>
       </w:r>
       <w:r>
         <w:rPr>
@@ -66127,13 +64885,7 @@
         <w:rPr>
           <w:lang w:val="hi_IN" w:bidi="hi_IN"/>
         </w:rPr>
-        <w:t xml:space="preserve">देखें: </w:t>
-      </w:r>
-      <w:r>
-        <w:rPr>
-          <w:lang w:val="hi_IN" w:bidi="hi_IN"/>
-        </w:rPr>
-        <w:t>रूपक</w:t>
+        <w:t>देखें: रूपक</w:t>
       </w:r>
       <w:r>
         <w:rPr>
@@ -66517,13 +65269,7 @@
         <w:rPr>
           <w:lang w:val="hi_IN" w:bidi="hi_IN"/>
         </w:rPr>
-        <w:t xml:space="preserve">देखें: </w:t>
-      </w:r>
-      <w:r>
-        <w:rPr>
-          <w:lang w:val="hi_IN" w:bidi="hi_IN"/>
-        </w:rPr>
-        <w:t>सर्वनाम — When to Use Them</w:t>
+        <w:t>देखें: सर्वनाम — When to Use Them</w:t>
       </w:r>
       <w:r>
         <w:rPr>
@@ -66778,13 +65524,7 @@
         <w:rPr>
           <w:lang w:val="hi_IN" w:bidi="hi_IN"/>
         </w:rPr>
-        <w:t xml:space="preserve">देखें: </w:t>
-      </w:r>
-      <w:r>
-        <w:rPr>
-          <w:lang w:val="hi_IN" w:bidi="hi_IN"/>
-        </w:rPr>
-        <w:t>मुहावरा</w:t>
+        <w:t>देखें: मुहावरा</w:t>
       </w:r>
       <w:r>
         <w:rPr>
@@ -67222,13 +65962,7 @@
         <w:rPr>
           <w:lang w:val="hi_IN" w:bidi="hi_IN"/>
         </w:rPr>
-        <w:t xml:space="preserve">देखें: </w:t>
-      </w:r>
-      <w:r>
-        <w:rPr>
-          <w:lang w:val="hi_IN" w:bidi="hi_IN"/>
-        </w:rPr>
-        <w:t>रूपक</w:t>
+        <w:t>देखें: रूपक</w:t>
       </w:r>
       <w:r>
         <w:rPr>
@@ -67496,13 +66230,7 @@
         <w:rPr>
           <w:lang w:val="hi_IN" w:bidi="hi_IN"/>
         </w:rPr>
-        <w:t xml:space="preserve">देखें: </w:t>
-      </w:r>
-      <w:r>
-        <w:rPr>
-          <w:lang w:val="hi_IN" w:bidi="hi_IN"/>
-        </w:rPr>
-        <w:t>युग्म</w:t>
+        <w:t>देखें: युग्म</w:t>
       </w:r>
       <w:r>
         <w:rPr>
@@ -67906,13 +66634,7 @@
         <w:rPr>
           <w:lang w:val="hi_IN" w:bidi="hi_IN"/>
         </w:rPr>
-        <w:t xml:space="preserve">देखें: </w:t>
-      </w:r>
-      <w:r>
-        <w:rPr>
-          <w:lang w:val="hi_IN" w:bidi="hi_IN"/>
-        </w:rPr>
-        <w:t>मुहावरा</w:t>
+        <w:t>देखें: मुहावरा</w:t>
       </w:r>
       <w:r>
         <w:rPr>
@@ -68167,13 +66889,7 @@
         <w:rPr>
           <w:lang w:val="hi_IN" w:bidi="hi_IN"/>
         </w:rPr>
-        <w:t xml:space="preserve">देखें: </w:t>
-      </w:r>
-      <w:r>
-        <w:rPr>
-          <w:lang w:val="hi_IN" w:bidi="hi_IN"/>
-        </w:rPr>
-        <w:t>संकेतन</w:t>
+        <w:t>देखें: संकेतन</w:t>
       </w:r>
       <w:r>
         <w:rPr>
@@ -68552,13 +67268,7 @@
         <w:rPr>
           <w:lang w:val="hi_IN" w:bidi="hi_IN"/>
         </w:rPr>
-        <w:t xml:space="preserve">देखें: </w:t>
-      </w:r>
-      <w:r>
-        <w:rPr>
-          <w:lang w:val="hi_IN" w:bidi="hi_IN"/>
-        </w:rPr>
-        <w:t>मुहावरा</w:t>
+        <w:t>देखें: मुहावरा</w:t>
       </w:r>
       <w:r>
         <w:rPr>
@@ -68676,13 +67386,7 @@
         <w:rPr>
           <w:lang w:val="hi_IN" w:bidi="hi_IN"/>
         </w:rPr>
-        <w:t xml:space="preserve">देखें: </w:t>
-      </w:r>
-      <w:r>
-        <w:rPr>
-          <w:lang w:val="hi_IN" w:bidi="hi_IN"/>
-        </w:rPr>
-        <w:t>सर्वनाम — When to Use Them</w:t>
+        <w:t>देखें: सर्वनाम — When to Use Them</w:t>
       </w:r>
       <w:r>
         <w:rPr>
@@ -68811,13 +67515,7 @@
         <w:rPr>
           <w:lang w:val="hi_IN" w:bidi="hi_IN"/>
         </w:rPr>
-        <w:t xml:space="preserve">देखें: </w:t>
-      </w:r>
-      <w:r>
-        <w:rPr>
-          <w:lang w:val="hi_IN" w:bidi="hi_IN"/>
-        </w:rPr>
-        <w:t>मुहावरा</w:t>
+        <w:t>देखें: मुहावरा</w:t>
       </w:r>
       <w:r>
         <w:rPr>
@@ -69287,13 +67985,7 @@
         <w:rPr>
           <w:lang w:val="hi_IN" w:bidi="hi_IN"/>
         </w:rPr>
-        <w:t xml:space="preserve">देखें: </w:t>
-      </w:r>
-      <w:r>
-        <w:rPr>
-          <w:lang w:val="hi_IN" w:bidi="hi_IN"/>
-        </w:rPr>
-        <w:t>विराम बिंदु</w:t>
+        <w:t>देखें: विराम बिंदु</w:t>
       </w:r>
       <w:r>
         <w:rPr>
@@ -69398,13 +68090,7 @@
         <w:rPr>
           <w:lang w:val="hi_IN" w:bidi="hi_IN"/>
         </w:rPr>
-        <w:t xml:space="preserve">देखें: </w:t>
-      </w:r>
-      <w:r>
-        <w:rPr>
-          <w:lang w:val="hi_IN" w:bidi="hi_IN"/>
-        </w:rPr>
-        <w:t>संबंध</w:t>
+        <w:t>देखें: संबंध</w:t>
       </w:r>
       <w:r>
         <w:rPr>
@@ -69574,13 +68260,7 @@
         <w:rPr>
           <w:lang w:val="hi_IN" w:bidi="hi_IN"/>
         </w:rPr>
-        <w:t xml:space="preserve">देखें: </w:t>
-      </w:r>
-      <w:r>
-        <w:rPr>
-          <w:lang w:val="hi_IN" w:bidi="hi_IN"/>
-        </w:rPr>
-        <w:t>सर्वनाम — When to Use Them</w:t>
+        <w:t>देखें: सर्वनाम — When to Use Them</w:t>
       </w:r>
       <w:r>
         <w:rPr>
@@ -69985,13 +68665,7 @@
         <w:rPr>
           <w:lang w:val="hi_IN" w:bidi="hi_IN"/>
         </w:rPr>
-        <w:t xml:space="preserve">देखें: </w:t>
-      </w:r>
-      <w:r>
-        <w:rPr>
-          <w:lang w:val="hi_IN" w:bidi="hi_IN"/>
-        </w:rPr>
-        <w:t>मुहावरा</w:t>
+        <w:t>देखें: मुहावरा</w:t>
       </w:r>
       <w:r>
         <w:rPr>
@@ -70429,13 +69103,7 @@
         <w:rPr>
           <w:lang w:val="hi_IN" w:bidi="hi_IN"/>
         </w:rPr>
-        <w:t xml:space="preserve">देखें: </w:t>
-      </w:r>
-      <w:r>
-        <w:rPr>
-          <w:lang w:val="hi_IN" w:bidi="hi_IN"/>
-        </w:rPr>
-        <w:t>विराम बिंदु</w:t>
+        <w:t>देखें: विराम बिंदु</w:t>
       </w:r>
       <w:r>
         <w:rPr>
@@ -70566,13 +69234,7 @@
         <w:rPr>
           <w:lang w:val="hi_IN" w:bidi="hi_IN"/>
         </w:rPr>
-        <w:t xml:space="preserve">देखें: </w:t>
-      </w:r>
-      <w:r>
-        <w:rPr>
-          <w:lang w:val="hi_IN" w:bidi="hi_IN"/>
-        </w:rPr>
-        <w:t>सर्वनाम — When to Use Them</w:t>
+        <w:t>देखें: सर्वनाम — When to Use Them</w:t>
       </w:r>
       <w:r>
         <w:rPr>
@@ -70879,13 +69541,7 @@
         <w:rPr>
           <w:lang w:val="hi_IN" w:bidi="hi_IN"/>
         </w:rPr>
-        <w:t xml:space="preserve">देखें: </w:t>
-      </w:r>
-      <w:r>
-        <w:rPr>
-          <w:lang w:val="hi_IN" w:bidi="hi_IN"/>
-        </w:rPr>
-        <w:t>प्रतिन्यास</w:t>
+        <w:t>देखें: प्रतिन्यास</w:t>
       </w:r>
       <w:r>
         <w:rPr>
@@ -71328,13 +69984,7 @@
         <w:rPr>
           <w:lang w:val="hi_IN" w:bidi="hi_IN"/>
         </w:rPr>
-        <w:t xml:space="preserve">देखें: </w:t>
-      </w:r>
-      <w:r>
-        <w:rPr>
-          <w:lang w:val="hi_IN" w:bidi="hi_IN"/>
-        </w:rPr>
-        <w:t>मुहावरा</w:t>
+        <w:t>देखें: मुहावरा</w:t>
       </w:r>
       <w:r>
         <w:rPr>
@@ -71452,13 +70102,7 @@
         <w:rPr>
           <w:lang w:val="hi_IN" w:bidi="hi_IN"/>
         </w:rPr>
-        <w:t xml:space="preserve">देखें: </w:t>
-      </w:r>
-      <w:r>
-        <w:rPr>
-          <w:lang w:val="hi_IN" w:bidi="hi_IN"/>
-        </w:rPr>
-        <w:t>अतिशयोक्ति</w:t>
+        <w:t>देखें: अतिशयोक्ति</w:t>
       </w:r>
       <w:r>
         <w:rPr>
@@ -71563,13 +70207,7 @@
         <w:rPr>
           <w:lang w:val="hi_IN" w:bidi="hi_IN"/>
         </w:rPr>
-        <w:t xml:space="preserve">देखें: </w:t>
-      </w:r>
-      <w:r>
-        <w:rPr>
-          <w:lang w:val="hi_IN" w:bidi="hi_IN"/>
-        </w:rPr>
-        <w:t>रूपक</w:t>
+        <w:t>देखें: रूपक</w:t>
       </w:r>
       <w:r>
         <w:rPr>
@@ -71850,13 +70488,7 @@
         <w:rPr>
           <w:lang w:val="hi_IN" w:bidi="hi_IN"/>
         </w:rPr>
-        <w:t xml:space="preserve">देखें: </w:t>
-      </w:r>
-      <w:r>
-        <w:rPr>
-          <w:lang w:val="hi_IN" w:bidi="hi_IN"/>
-        </w:rPr>
-        <w:t>रूपक</w:t>
+        <w:t>देखें: रूपक</w:t>
       </w:r>
       <w:r>
         <w:rPr>
@@ -72658,13 +71290,7 @@
         <w:rPr>
           <w:lang w:val="hi_IN" w:bidi="hi_IN"/>
         </w:rPr>
-        <w:t xml:space="preserve">देखें: </w:t>
-      </w:r>
-      <w:r>
-        <w:rPr>
-          <w:lang w:val="hi_IN" w:bidi="hi_IN"/>
-        </w:rPr>
-        <w:t>विराम बिंदु</w:t>
+        <w:t>देखें: विराम बिंदु</w:t>
       </w:r>
       <w:r>
         <w:rPr>
@@ -73134,13 +71760,7 @@
         <w:rPr>
           <w:lang w:val="hi_IN" w:bidi="hi_IN"/>
         </w:rPr>
-        <w:t xml:space="preserve">देखें: </w:t>
-      </w:r>
-      <w:r>
-        <w:rPr>
-          <w:lang w:val="hi_IN" w:bidi="hi_IN"/>
-        </w:rPr>
-        <w:t>विराम बिंदु</w:t>
+        <w:t>देखें: विराम बिंदु</w:t>
       </w:r>
       <w:r>
         <w:rPr>
@@ -73570,13 +72190,7 @@
         <w:rPr>
           <w:lang w:val="hi_IN" w:bidi="hi_IN"/>
         </w:rPr>
-        <w:t xml:space="preserve">देखें: </w:t>
-      </w:r>
-      <w:r>
-        <w:rPr>
-          <w:lang w:val="hi_IN" w:bidi="hi_IN"/>
-        </w:rPr>
-        <w:t>मुहावरा</w:t>
+        <w:t>देखें: मुहावरा</w:t>
       </w:r>
       <w:r>
         <w:rPr>
@@ -74027,13 +72641,7 @@
         <w:rPr>
           <w:lang w:val="hi_IN" w:bidi="hi_IN"/>
         </w:rPr>
-        <w:t xml:space="preserve">देखें: </w:t>
-      </w:r>
-      <w:r>
-        <w:rPr>
-          <w:lang w:val="hi_IN" w:bidi="hi_IN"/>
-        </w:rPr>
-        <w:t>मुहावरा</w:t>
+        <w:t>देखें: मुहावरा</w:t>
       </w:r>
       <w:r>
         <w:rPr>
@@ -74600,13 +73208,7 @@
         <w:rPr>
           <w:lang w:val="hi_IN" w:bidi="hi_IN"/>
         </w:rPr>
-        <w:t xml:space="preserve">देखें: </w:t>
-      </w:r>
-      <w:r>
-        <w:rPr>
-          <w:lang w:val="hi_IN" w:bidi="hi_IN"/>
-        </w:rPr>
-        <w:t>रूपक</w:t>
+        <w:t>देखें: रूपक</w:t>
       </w:r>
       <w:r>
         <w:rPr>
@@ -74926,13 +73528,7 @@
         <w:rPr>
           <w:lang w:val="hi_IN" w:bidi="hi_IN"/>
         </w:rPr>
-        <w:t xml:space="preserve">देखें: </w:t>
-      </w:r>
-      <w:r>
-        <w:rPr>
-          <w:lang w:val="hi_IN" w:bidi="hi_IN"/>
-        </w:rPr>
-        <w:t>रूपक</w:t>
+        <w:t>देखें: रूपक</w:t>
       </w:r>
       <w:r>
         <w:rPr>
@@ -75487,13 +74083,7 @@
         <w:rPr>
           <w:lang w:val="hi_IN" w:bidi="hi_IN"/>
         </w:rPr>
-        <w:t xml:space="preserve">देखें: </w:t>
-      </w:r>
-      <w:r>
-        <w:rPr>
-          <w:lang w:val="hi_IN" w:bidi="hi_IN"/>
-        </w:rPr>
-        <w:t>प्रतिन्यास</w:t>
+        <w:t>देखें: प्रतिन्यास</w:t>
       </w:r>
       <w:r>
         <w:rPr>
